--- a/eng/docx/015.content.docx
+++ b/eng/docx/015.content.docx
@@ -274,72 +274,48 @@
         </w:rPr>
         <w:t xml:space="preserve"> by divine frenzy, ecstasy, cf. </w:t>
       </w:r>
-      <w:hyperlink r:id="rId13">
-        <w:r>
-          <w:rPr>
-            <w:lang w:val="en_US" w:bidi="en_US"/>
-          </w:rPr>
-          <w:rPr>
-            <w:color w:val="0000EE"/>
-            <w:u w:val="single"/>
-          </w:rPr>
-          <w:t>1 S 10:6</w:t>
-        </w:r>
-      </w:hyperlink>
+      <w:r>
+        <w:rPr>
+          <w:lang w:val="en_US" w:bidi="en_US"/>
+        </w:rPr>
+        <w:t>1 S 10:6</w:t>
+      </w:r>
       <w:r>
         <w:rPr>
           <w:lang w:val="en_US" w:bidi="en_US"/>
         </w:rPr>
         <w:t xml:space="preserve">, </w:t>
       </w:r>
-      <w:hyperlink r:id="rId14">
-        <w:r>
-          <w:rPr>
-            <w:lang w:val="en_US" w:bidi="en_US"/>
-          </w:rPr>
-          <w:rPr>
-            <w:color w:val="0000EE"/>
-            <w:u w:val="single"/>
-          </w:rPr>
-          <w:t>10:10</w:t>
-        </w:r>
-      </w:hyperlink>
+      <w:r>
+        <w:rPr>
+          <w:lang w:val="en_US" w:bidi="en_US"/>
+        </w:rPr>
+        <w:t>10:10</w:t>
+      </w:r>
       <w:r>
         <w:rPr>
           <w:lang w:val="en_US" w:bidi="en_US"/>
         </w:rPr>
         <w:t xml:space="preserve">, </w:t>
       </w:r>
-      <w:hyperlink r:id="rId15">
-        <w:r>
-          <w:rPr>
-            <w:lang w:val="en_US" w:bidi="en_US"/>
-          </w:rPr>
-          <w:rPr>
-            <w:color w:val="0000EE"/>
-            <w:u w:val="single"/>
-          </w:rPr>
-          <w:t>19:20</w:t>
-        </w:r>
-      </w:hyperlink>
+      <w:r>
+        <w:rPr>
+          <w:lang w:val="en_US" w:bidi="en_US"/>
+        </w:rPr>
+        <w:t>19:20</w:t>
+      </w:r>
       <w:r>
         <w:rPr>
           <w:lang w:val="en_US" w:bidi="en_US"/>
         </w:rPr>
         <w:t xml:space="preserve">, </w:t>
       </w:r>
-      <w:hyperlink r:id="rId16">
-        <w:r>
-          <w:rPr>
-            <w:lang w:val="en_US" w:bidi="en_US"/>
-          </w:rPr>
-          <w:rPr>
-            <w:color w:val="0000EE"/>
-            <w:u w:val="single"/>
-          </w:rPr>
-          <w:t>19:24</w:t>
-        </w:r>
-      </w:hyperlink>
+      <w:r>
+        <w:rPr>
+          <w:lang w:val="en_US" w:bidi="en_US"/>
+        </w:rPr>
+        <w:t>19:24</w:t>
+      </w:r>
       <w:r>
         <w:rPr>
           <w:lang w:val="en_US" w:bidi="en_US"/>
@@ -445,36 +421,24 @@
         </w:rPr>
         <w:t xml:space="preserve"> </w:t>
       </w:r>
-      <w:hyperlink r:id="rId17">
-        <w:r>
-          <w:rPr>
-            <w:lang w:val="en_US" w:bidi="en_US"/>
-          </w:rPr>
-          <w:rPr>
-            <w:color w:val="0000EE"/>
-            <w:u w:val="single"/>
-          </w:rPr>
-          <w:t>Ezr 5:1</w:t>
-        </w:r>
-      </w:hyperlink>
+      <w:r>
+        <w:rPr>
+          <w:lang w:val="en_US" w:bidi="en_US"/>
+        </w:rPr>
+        <w:t>Ezr 5:1</w:t>
+      </w:r>
       <w:r>
         <w:rPr>
           <w:lang w:val="en_US" w:bidi="en_US"/>
         </w:rPr>
         <w:t xml:space="preserve">, </w:t>
       </w:r>
-      <w:hyperlink r:id="rId18">
-        <w:r>
-          <w:rPr>
-            <w:lang w:val="en_US" w:bidi="en_US"/>
-          </w:rPr>
-          <w:rPr>
-            <w:color w:val="0000EE"/>
-            <w:u w:val="single"/>
-          </w:rPr>
-          <w:t>6:14</w:t>
-        </w:r>
-      </w:hyperlink>
+      <w:r>
+        <w:rPr>
+          <w:lang w:val="en_US" w:bidi="en_US"/>
+        </w:rPr>
+        <w:t>6:14</w:t>
+      </w:r>
       <w:r>
         <w:rPr>
           <w:lang w:val="en_US" w:bidi="en_US"/>
@@ -505,36 +469,24 @@
         </w:rPr>
         <w:t xml:space="preserve"> </w:t>
       </w:r>
-      <w:hyperlink r:id="rId17">
-        <w:r>
-          <w:rPr>
-            <w:lang w:val="en_US" w:bidi="en_US"/>
-          </w:rPr>
-          <w:rPr>
-            <w:color w:val="0000EE"/>
-            <w:u w:val="single"/>
-          </w:rPr>
-          <w:t>5:1</w:t>
-        </w:r>
-      </w:hyperlink>
+      <w:r>
+        <w:rPr>
+          <w:lang w:val="en_US" w:bidi="en_US"/>
+        </w:rPr>
+        <w:t>5:1</w:t>
+      </w:r>
       <w:r>
         <w:rPr>
           <w:lang w:val="en_US" w:bidi="en_US"/>
         </w:rPr>
         <w:t xml:space="preserve">, </w:t>
       </w:r>
-      <w:hyperlink r:id="rId19">
-        <w:r>
-          <w:rPr>
-            <w:lang w:val="en_US" w:bidi="en_US"/>
-          </w:rPr>
-          <w:rPr>
-            <w:color w:val="0000EE"/>
-            <w:u w:val="single"/>
-          </w:rPr>
-          <w:t>5:2</w:t>
-        </w:r>
-      </w:hyperlink>
+      <w:r>
+        <w:rPr>
+          <w:lang w:val="en_US" w:bidi="en_US"/>
+        </w:rPr>
+        <w:t>5:2</w:t>
+      </w:r>
       <w:r>
         <w:rPr>
           <w:lang w:val="en_US" w:bidi="en_US"/>
@@ -616,18 +568,12 @@
         </w:rPr>
         <w:t xml:space="preserve"> </w:t>
       </w:r>
-      <w:hyperlink r:id="rId18">
-        <w:r>
-          <w:rPr>
-            <w:lang w:val="en_US" w:bidi="en_US"/>
-          </w:rPr>
-          <w:rPr>
-            <w:color w:val="0000EE"/>
-            <w:u w:val="single"/>
-          </w:rPr>
-          <w:t>Ezr 6:14</w:t>
-        </w:r>
-      </w:hyperlink>
+      <w:r>
+        <w:rPr>
+          <w:lang w:val="en_US" w:bidi="en_US"/>
+        </w:rPr>
+        <w:t>Ezr 6:14</w:t>
+      </w:r>
       <w:r>
         <w:rPr>
           <w:lang w:val="en_US" w:bidi="en_US"/>
@@ -721,72 +667,48 @@
         </w:rPr>
         <w:t>;—</w:t>
       </w:r>
-      <w:hyperlink r:id="rId20">
-        <w:r>
-          <w:rPr>
-            <w:lang w:val="en_US" w:bidi="en_US"/>
-          </w:rPr>
-          <w:rPr>
-            <w:color w:val="0000EE"/>
-            <w:u w:val="single"/>
-          </w:rPr>
-          <w:t>Dn 2:28</w:t>
-        </w:r>
-      </w:hyperlink>
+      <w:r>
+        <w:rPr>
+          <w:lang w:val="en_US" w:bidi="en_US"/>
+        </w:rPr>
+        <w:t>Dn 2:28</w:t>
+      </w:r>
       <w:r>
         <w:rPr>
           <w:lang w:val="en_US" w:bidi="en_US"/>
         </w:rPr>
         <w:t xml:space="preserve"> + 23 t. Dn, </w:t>
       </w:r>
-      <w:hyperlink r:id="rId21">
-        <w:r>
-          <w:rPr>
-            <w:lang w:val="en_US" w:bidi="en_US"/>
-          </w:rPr>
-          <w:rPr>
-            <w:color w:val="0000EE"/>
-            <w:u w:val="single"/>
-          </w:rPr>
-          <w:t>Ezr 5:12</w:t>
-        </w:r>
-      </w:hyperlink>
+      <w:r>
+        <w:rPr>
+          <w:lang w:val="en_US" w:bidi="en_US"/>
+        </w:rPr>
+        <w:t>Ezr 5:12</w:t>
+      </w:r>
       <w:r>
         <w:rPr>
           <w:lang w:val="en_US" w:bidi="en_US"/>
         </w:rPr>
         <w:t xml:space="preserve">, </w:t>
       </w:r>
-      <w:hyperlink r:id="rId22">
-        <w:r>
-          <w:rPr>
-            <w:lang w:val="en_US" w:bidi="en_US"/>
-          </w:rPr>
-          <w:rPr>
-            <w:color w:val="0000EE"/>
-            <w:u w:val="single"/>
-          </w:rPr>
-          <w:t>5:14</w:t>
-        </w:r>
-      </w:hyperlink>
+      <w:r>
+        <w:rPr>
+          <w:lang w:val="en_US" w:bidi="en_US"/>
+        </w:rPr>
+        <w:t>5:14</w:t>
+      </w:r>
       <w:r>
         <w:rPr>
           <w:lang w:val="en_US" w:bidi="en_US"/>
         </w:rPr>
         <w:t xml:space="preserve">, </w:t>
       </w:r>
-      <w:hyperlink r:id="rId23">
-        <w:r>
-          <w:rPr>
-            <w:lang w:val="en_US" w:bidi="en_US"/>
-          </w:rPr>
-          <w:rPr>
-            <w:color w:val="0000EE"/>
-            <w:u w:val="single"/>
-          </w:rPr>
-          <w:t>6:5</w:t>
-        </w:r>
-      </w:hyperlink>
+      <w:r>
+        <w:rPr>
+          <w:lang w:val="en_US" w:bidi="en_US"/>
+        </w:rPr>
+        <w:t>6:5</w:t>
+      </w:r>
       <w:r>
         <w:rPr>
           <w:lang w:val="en_US" w:bidi="en_US"/>
@@ -805,18 +727,12 @@
         </w:rPr>
         <w:t xml:space="preserve">: </w:t>
       </w:r>
-      <w:hyperlink r:id="rId24">
-        <w:r>
-          <w:rPr>
-            <w:lang w:val="en_US" w:bidi="en_US"/>
-          </w:rPr>
-          <w:rPr>
-            <w:color w:val="0000EE"/>
-            <w:u w:val="single"/>
-          </w:rPr>
-          <w:t>Dn 3:3</w:t>
-        </w:r>
-      </w:hyperlink>
+      <w:r>
+        <w:rPr>
+          <w:lang w:val="en_US" w:bidi="en_US"/>
+        </w:rPr>
+        <w:t>Dn 3:3</w:t>
+      </w:r>
       <w:r>
         <w:rPr>
           <w:lang w:val="en_US" w:bidi="en_US"/>
@@ -955,18 +871,12 @@
         </w:rPr>
         <w:t xml:space="preserve">: </w:t>
       </w:r>
-      <w:hyperlink r:id="rId25">
-        <w:r>
-          <w:rPr>
-            <w:lang w:val="en_US" w:bidi="en_US"/>
-          </w:rPr>
-          <w:rPr>
-            <w:color w:val="0000EE"/>
-            <w:u w:val="single"/>
-          </w:rPr>
-          <w:t>Dn 2:6</w:t>
-        </w:r>
-      </w:hyperlink>
+      <w:r>
+        <w:rPr>
+          <w:lang w:val="en_US" w:bidi="en_US"/>
+        </w:rPr>
+        <w:t>Dn 2:6</w:t>
+      </w:r>
       <w:r>
         <w:rPr>
           <w:lang w:val="en_US" w:bidi="en_US"/>
@@ -1033,18 +943,12 @@
         </w:rPr>
         <w:t xml:space="preserve">:) </w:t>
       </w:r>
-      <w:hyperlink r:id="rId26">
-        <w:r>
-          <w:rPr>
-            <w:lang w:val="en_US" w:bidi="en_US"/>
-          </w:rPr>
-          <w:rPr>
-            <w:color w:val="0000EE"/>
-            <w:u w:val="single"/>
-          </w:rPr>
-          <w:t>5:17</w:t>
-        </w:r>
-      </w:hyperlink>
+      <w:r>
+        <w:rPr>
+          <w:lang w:val="en_US" w:bidi="en_US"/>
+        </w:rPr>
+        <w:t>5:17</w:t>
+      </w:r>
       <w:r>
         <w:rPr>
           <w:lang w:val="en_US" w:bidi="en_US"/>
@@ -1293,18 +1197,12 @@
         </w:rPr>
         <w:t xml:space="preserve"> ii. 117);—</w:t>
       </w:r>
-      <w:hyperlink r:id="rId27">
-        <w:r>
-          <w:rPr>
-            <w:lang w:val="en_US" w:bidi="en_US"/>
-          </w:rPr>
-          <w:rPr>
-            <w:color w:val="0000EE"/>
-            <w:u w:val="single"/>
-          </w:rPr>
-          <w:t>Dn 5:5</w:t>
-        </w:r>
-      </w:hyperlink>
+      <w:r>
+        <w:rPr>
+          <w:lang w:val="en_US" w:bidi="en_US"/>
+        </w:rPr>
+        <w:t>Dn 5:5</w:t>
+      </w:r>
       <w:r>
         <w:rPr>
           <w:lang w:val="en_US" w:bidi="en_US"/>
@@ -1465,30 +1363,18 @@
         </w:rPr>
         <w:t xml:space="preserve"> </w:t>
       </w:r>
-      <w:hyperlink r:id="rId28">
-        <w:r>
-          <w:rPr>
-            <w:lang w:val="en_US" w:bidi="en_US"/>
-          </w:rPr>
-          <w:rPr>
-            <w:color w:val="0000EE"/>
-            <w:u w:val="single"/>
-          </w:rPr>
-          <w:t>Is</w:t>
-        </w:r>
-      </w:hyperlink>
-      <w:hyperlink r:id="rId28">
-        <w:r>
-          <w:rPr>
-            <w:lang w:val="en_US" w:bidi="en_US"/>
-          </w:rPr>
-          <w:rPr>
-            <w:color w:val="0000EE"/>
-            <w:u w:val="single"/>
-          </w:rPr>
-          <w:t xml:space="preserve"> 30:24</w:t>
-        </w:r>
-      </w:hyperlink>
+      <w:r>
+        <w:rPr>
+          <w:lang w:val="en_US" w:bidi="en_US"/>
+        </w:rPr>
+        <w:t>Is</w:t>
+      </w:r>
+      <w:r>
+        <w:rPr>
+          <w:lang w:val="en_US" w:bidi="en_US"/>
+        </w:rPr>
+        <w:t xml:space="preserve"> 30:24</w:t>
+      </w:r>
       <w:r>
         <w:rPr>
           <w:lang w:val="en_US" w:bidi="en_US"/>
@@ -1508,48 +1394,30 @@
         </w:rPr>
         <w:t xml:space="preserve"> </w:t>
       </w:r>
-      <w:hyperlink r:id="rId29">
-        <w:r>
-          <w:rPr>
-            <w:lang w:val="en_US" w:bidi="en_US"/>
-          </w:rPr>
-          <w:rPr>
-            <w:color w:val="0000EE"/>
-            <w:u w:val="single"/>
-          </w:rPr>
-          <w:t>Dt</w:t>
-        </w:r>
-      </w:hyperlink>
-      <w:hyperlink r:id="rId29">
-        <w:r>
-          <w:rPr>
-            <w:lang w:val="en_US" w:bidi="en_US"/>
-          </w:rPr>
-          <w:rPr>
-            <w:color w:val="0000EE"/>
-            <w:u w:val="single"/>
-          </w:rPr>
-          <w:t xml:space="preserve"> 33:13</w:t>
-        </w:r>
-      </w:hyperlink>
+      <w:r>
+        <w:rPr>
+          <w:lang w:val="en_US" w:bidi="en_US"/>
+        </w:rPr>
+        <w:t>Dt</w:t>
+      </w:r>
+      <w:r>
+        <w:rPr>
+          <w:lang w:val="en_US" w:bidi="en_US"/>
+        </w:rPr>
+        <w:t xml:space="preserve"> 33:13</w:t>
+      </w:r>
       <w:r>
         <w:rPr>
           <w:lang w:val="en_US" w:bidi="en_US"/>
         </w:rPr>
         <w:t xml:space="preserve">, </w:t>
       </w:r>
-      <w:hyperlink r:id="rId30">
-        <w:r>
-          <w:rPr>
-            <w:lang w:val="en_US" w:bidi="en_US"/>
-          </w:rPr>
-          <w:rPr>
-            <w:color w:val="0000EE"/>
-            <w:u w:val="single"/>
-          </w:rPr>
-          <w:t>33:22</w:t>
-        </w:r>
-      </w:hyperlink>
+      <w:r>
+        <w:rPr>
+          <w:lang w:val="en_US" w:bidi="en_US"/>
+        </w:rPr>
+        <w:t>33:22</w:t>
+      </w:r>
       <w:r>
         <w:rPr>
           <w:lang w:val="en_US" w:bidi="en_US"/>
@@ -1581,30 +1449,18 @@
         </w:rPr>
         <w:t xml:space="preserve"> </w:t>
       </w:r>
-      <w:hyperlink r:id="rId31">
-        <w:r>
-          <w:rPr>
-            <w:lang w:val="en_US" w:bidi="en_US"/>
-          </w:rPr>
-          <w:rPr>
-            <w:color w:val="0000EE"/>
-            <w:u w:val="single"/>
-          </w:rPr>
-          <w:t>Is</w:t>
-        </w:r>
-      </w:hyperlink>
-      <w:hyperlink r:id="rId31">
-        <w:r>
-          <w:rPr>
-            <w:lang w:val="en_US" w:bidi="en_US"/>
-          </w:rPr>
-          <w:rPr>
-            <w:color w:val="0000EE"/>
-            <w:u w:val="single"/>
-          </w:rPr>
-          <w:t xml:space="preserve"> 44:4</w:t>
-        </w:r>
-      </w:hyperlink>
+      <w:r>
+        <w:rPr>
+          <w:lang w:val="en_US" w:bidi="en_US"/>
+        </w:rPr>
+        <w:t>Is</w:t>
+      </w:r>
+      <w:r>
+        <w:rPr>
+          <w:lang w:val="en_US" w:bidi="en_US"/>
+        </w:rPr>
+        <w:t xml:space="preserve"> 44:4</w:t>
+      </w:r>
       <w:r>
         <w:rPr>
           <w:lang w:val="en_US" w:bidi="en_US"/>
@@ -1644,18 +1500,12 @@
         </w:rPr>
         <w:t xml:space="preserve"> </w:t>
       </w:r>
-      <w:hyperlink r:id="rId32">
-        <w:r>
-          <w:rPr>
-            <w:lang w:val="en_US" w:bidi="en_US"/>
-          </w:rPr>
-          <w:rPr>
-            <w:color w:val="0000EE"/>
-            <w:u w:val="single"/>
-          </w:rPr>
-          <w:t>Dn 7:10</w:t>
-        </w:r>
-      </w:hyperlink>
+      <w:r>
+        <w:rPr>
+          <w:lang w:val="en_US" w:bidi="en_US"/>
+        </w:rPr>
+        <w:t>Dn 7:10</w:t>
+      </w:r>
       <w:r>
         <w:rPr>
           <w:lang w:val="en_US" w:bidi="en_US"/>
@@ -1765,18 +1615,12 @@
         </w:rPr>
         <w:t xml:space="preserve"> in front of, facing (= BH, v. √ p. 616:b; not elsewhere known in Aram.), </w:t>
       </w:r>
-      <w:hyperlink r:id="rId33">
-        <w:r>
-          <w:rPr>
-            <w:lang w:val="en_US" w:bidi="en_US"/>
-          </w:rPr>
-          <w:rPr>
-            <w:color w:val="0000EE"/>
-            <w:u w:val="single"/>
-          </w:rPr>
-          <w:t>Dn 6:11</w:t>
-        </w:r>
-      </w:hyperlink>
+      <w:r>
+        <w:rPr>
+          <w:lang w:val="en_US" w:bidi="en_US"/>
+        </w:rPr>
+        <w:t>Dn 6:11</w:t>
+      </w:r>
       <w:r>
         <w:rPr>
           <w:lang w:val="en_US" w:bidi="en_US"/>
@@ -1943,18 +1787,12 @@
         </w:rPr>
         <w:t xml:space="preserve">), 1) </w:t>
       </w:r>
-      <w:hyperlink r:id="rId34">
-        <w:r>
-          <w:rPr>
-            <w:lang w:val="en_US" w:bidi="en_US"/>
-          </w:rPr>
-          <w:rPr>
-            <w:color w:val="0000EE"/>
-            <w:u w:val="single"/>
-          </w:rPr>
-          <w:t>Dn 6:20</w:t>
-        </w:r>
-      </w:hyperlink>
+      <w:r>
+        <w:rPr>
+          <w:lang w:val="en_US" w:bidi="en_US"/>
+        </w:rPr>
+        <w:t>Dn 6:20</w:t>
+      </w:r>
       <w:r>
         <w:rPr>
           <w:lang w:val="en_US" w:bidi="en_US"/>
@@ -2096,18 +1934,12 @@
         </w:rPr>
         <w:t xml:space="preserve"> </w:t>
       </w:r>
-      <w:hyperlink r:id="rId35">
-        <w:r>
-          <w:rPr>
-            <w:lang w:val="en_US" w:bidi="en_US"/>
-          </w:rPr>
-          <w:rPr>
-            <w:color w:val="0000EE"/>
-            <w:u w:val="single"/>
-          </w:rPr>
-          <w:t>Ezr 7:15</w:t>
-        </w:r>
-      </w:hyperlink>
+      <w:r>
+        <w:rPr>
+          <w:lang w:val="en_US" w:bidi="en_US"/>
+        </w:rPr>
+        <w:t>Ezr 7:15</w:t>
+      </w:r>
       <w:r>
         <w:rPr>
           <w:lang w:val="en_US" w:bidi="en_US"/>
@@ -2139,18 +1971,12 @@
         </w:rPr>
         <w:t xml:space="preserve"> v:</w:t>
       </w:r>
-      <w:hyperlink r:id="rId36">
-        <w:r>
-          <w:rPr>
-            <w:lang w:val="en_US" w:bidi="en_US"/>
-          </w:rPr>
-          <w:rPr>
-            <w:color w:val="0000EE"/>
-            <w:u w:val="single"/>
-          </w:rPr>
-          <w:t>16</w:t>
-        </w:r>
-      </w:hyperlink>
+      <w:r>
+        <w:rPr>
+          <w:lang w:val="en_US" w:bidi="en_US"/>
+        </w:rPr>
+        <w:t>16</w:t>
+      </w:r>
       <w:r>
         <w:rPr>
           <w:lang w:val="en_US" w:bidi="en_US"/>
@@ -2170,18 +1996,12 @@
         </w:rPr>
         <w:t xml:space="preserve"> v:</w:t>
       </w:r>
-      <w:hyperlink r:id="rId37">
-        <w:r>
-          <w:rPr>
-            <w:lang w:val="en_US" w:bidi="en_US"/>
-          </w:rPr>
-          <w:rPr>
-            <w:color w:val="0000EE"/>
-            <w:u w:val="single"/>
-          </w:rPr>
-          <w:t>13</w:t>
-        </w:r>
-      </w:hyperlink>
+      <w:r>
+        <w:rPr>
+          <w:lang w:val="en_US" w:bidi="en_US"/>
+        </w:rPr>
+        <w:t>13</w:t>
+      </w:r>
       <w:r>
         <w:rPr>
           <w:lang w:val="en_US" w:bidi="en_US"/>
@@ -2212,18 +2032,12 @@
         </w:rPr>
         <w:t xml:space="preserve"> v:</w:t>
       </w:r>
-      <w:hyperlink r:id="rId37">
-        <w:r>
-          <w:rPr>
-            <w:lang w:val="en_US" w:bidi="en_US"/>
-          </w:rPr>
-          <w:rPr>
-            <w:color w:val="0000EE"/>
-            <w:u w:val="single"/>
-          </w:rPr>
-          <w:t>13</w:t>
-        </w:r>
-      </w:hyperlink>
+      <w:r>
+        <w:rPr>
+          <w:lang w:val="en_US" w:bidi="en_US"/>
+        </w:rPr>
+        <w:t>13</w:t>
+      </w:r>
       <w:r>
         <w:rPr>
           <w:lang w:val="en_US" w:bidi="en_US"/>
@@ -2254,18 +2068,12 @@
         </w:rPr>
         <w:t>- v:</w:t>
       </w:r>
-      <w:hyperlink r:id="rId36">
-        <w:r>
-          <w:rPr>
-            <w:lang w:val="en_US" w:bidi="en_US"/>
-          </w:rPr>
-          <w:rPr>
-            <w:color w:val="0000EE"/>
-            <w:u w:val="single"/>
-          </w:rPr>
-          <w:t>16</w:t>
-        </w:r>
-      </w:hyperlink>
+      <w:r>
+        <w:rPr>
+          <w:lang w:val="en_US" w:bidi="en_US"/>
+        </w:rPr>
+        <w:t>16</w:t>
+      </w:r>
       <w:r>
         <w:rPr>
           <w:lang w:val="en_US" w:bidi="en_US"/>
@@ -2310,18 +2118,12 @@
         </w:rPr>
         <w:t xml:space="preserve"> inf., </w:t>
       </w:r>
-      <w:hyperlink r:id="rId37">
-        <w:r>
-          <w:rPr>
-            <w:lang w:val="en_US" w:bidi="en_US"/>
-          </w:rPr>
-          <w:rPr>
-            <w:color w:val="0000EE"/>
-            <w:u w:val="single"/>
-          </w:rPr>
-          <w:t>Ezr 7:13</w:t>
-        </w:r>
-      </w:hyperlink>
+      <w:r>
+        <w:rPr>
+          <w:lang w:val="en_US" w:bidi="en_US"/>
+        </w:rPr>
+        <w:t>Ezr 7:13</w:t>
+      </w:r>
       <w:r>
         <w:rPr>
           <w:lang w:val="en_US" w:bidi="en_US"/>
@@ -2367,18 +2169,12 @@
         </w:rPr>
         <w:t xml:space="preserve"> v:</w:t>
       </w:r>
-      <w:hyperlink r:id="rId35">
-        <w:r>
-          <w:rPr>
-            <w:lang w:val="en_US" w:bidi="en_US"/>
-          </w:rPr>
-          <w:rPr>
-            <w:color w:val="0000EE"/>
-            <w:u w:val="single"/>
-          </w:rPr>
-          <w:t>15</w:t>
-        </w:r>
-      </w:hyperlink>
+      <w:r>
+        <w:rPr>
+          <w:lang w:val="en_US" w:bidi="en_US"/>
+        </w:rPr>
+        <w:t>15</w:t>
+      </w:r>
       <w:r>
         <w:rPr>
           <w:lang w:val="en_US" w:bidi="en_US"/>
@@ -2397,18 +2193,12 @@
         </w:rPr>
         <w:t xml:space="preserve"> of God; v:</w:t>
       </w:r>
-      <w:hyperlink r:id="rId36">
-        <w:r>
-          <w:rPr>
-            <w:lang w:val="en_US" w:bidi="en_US"/>
-          </w:rPr>
-          <w:rPr>
-            <w:color w:val="0000EE"/>
-            <w:u w:val="single"/>
-          </w:rPr>
-          <w:t>16</w:t>
-        </w:r>
-      </w:hyperlink>
+      <w:r>
+        <w:rPr>
+          <w:lang w:val="en_US" w:bidi="en_US"/>
+        </w:rPr>
+        <w:t>16</w:t>
+      </w:r>
       <w:r>
         <w:rPr>
           <w:lang w:val="en_US" w:bidi="en_US"/>
@@ -2465,18 +2255,12 @@
         </w:rPr>
         <w:t>) v:</w:t>
       </w:r>
-      <w:hyperlink r:id="rId36">
-        <w:r>
-          <w:rPr>
-            <w:lang w:val="en_US" w:bidi="en_US"/>
-          </w:rPr>
-          <w:rPr>
-            <w:color w:val="0000EE"/>
-            <w:u w:val="single"/>
-          </w:rPr>
-          <w:t>16</w:t>
-        </w:r>
-      </w:hyperlink>
+      <w:r>
+        <w:rPr>
+          <w:lang w:val="en_US" w:bidi="en_US"/>
+        </w:rPr>
+        <w:t>16</w:t>
+      </w:r>
       <w:r>
         <w:rPr>
           <w:lang w:val="en_US" w:bidi="en_US"/>
@@ -2824,18 +2608,12 @@
         </w:rPr>
         <w:t xml:space="preserve">: </w:t>
       </w:r>
-      <w:hyperlink r:id="rId38">
-        <w:r>
-          <w:rPr>
-            <w:lang w:val="en_US" w:bidi="en_US"/>
-          </w:rPr>
-          <w:rPr>
-            <w:color w:val="0000EE"/>
-            <w:u w:val="single"/>
-          </w:rPr>
-          <w:t>Ezr 6:4</w:t>
-        </w:r>
-      </w:hyperlink>
+      <w:r>
+        <w:rPr>
+          <w:lang w:val="en_US" w:bidi="en_US"/>
+        </w:rPr>
+        <w:t>Ezr 6:4</w:t>
+      </w:r>
       <w:r>
         <w:rPr>
           <w:lang w:val="en_US" w:bidi="en_US"/>
@@ -2866,18 +2644,12 @@
         </w:rPr>
         <w:t xml:space="preserve"> v:</w:t>
       </w:r>
-      <w:hyperlink r:id="rId38">
-        <w:r>
-          <w:rPr>
-            <w:lang w:val="en_US" w:bidi="en_US"/>
-          </w:rPr>
-          <w:rPr>
-            <w:color w:val="0000EE"/>
-            <w:u w:val="single"/>
-          </w:rPr>
-          <w:t>4</w:t>
-        </w:r>
-      </w:hyperlink>
+      <w:r>
+        <w:rPr>
+          <w:lang w:val="en_US" w:bidi="en_US"/>
+        </w:rPr>
+        <w:t>4</w:t>
+      </w:r>
       <w:r>
         <w:rPr>
           <w:lang w:val="en_US" w:bidi="en_US"/>
@@ -3064,18 +2836,12 @@
         </w:rPr>
         <w:t xml:space="preserve">)) </w:t>
       </w:r>
-      <w:hyperlink r:id="rId39">
-        <w:r>
-          <w:rPr>
-            <w:lang w:val="en_US" w:bidi="en_US"/>
-          </w:rPr>
-          <w:rPr>
-            <w:color w:val="0000EE"/>
-            <w:u w:val="single"/>
-          </w:rPr>
-          <w:t>Dn 6:19</w:t>
-        </w:r>
-      </w:hyperlink>
+      <w:r>
+        <w:rPr>
+          <w:lang w:val="en_US" w:bidi="en_US"/>
+        </w:rPr>
+        <w:t>Dn 6:19</w:t>
+      </w:r>
       <w:r>
         <w:rPr>
           <w:lang w:val="en_US" w:bidi="en_US"/>
@@ -3205,18 +2971,12 @@
         </w:rPr>
         <w:t xml:space="preserve">…:: </w:t>
       </w:r>
-      <w:hyperlink r:id="rId40">
-        <w:r>
-          <w:rPr>
-            <w:lang w:val="en_US" w:bidi="en_US"/>
-          </w:rPr>
-          <w:rPr>
-            <w:color w:val="0000EE"/>
-            <w:u w:val="single"/>
-          </w:rPr>
-          <w:t>Dn 7:15</w:t>
-        </w:r>
-      </w:hyperlink>
+      <w:r>
+        <w:rPr>
+          <w:lang w:val="en_US" w:bidi="en_US"/>
+        </w:rPr>
+        <w:t>Dn 7:15</w:t>
+      </w:r>
       <w:r>
         <w:rPr>
           <w:lang w:val="en_US" w:bidi="en_US"/>
@@ -3522,18 +3282,12 @@
         </w:rPr>
         <w:t>:</w:t>
       </w:r>
-      <w:hyperlink r:id="rId32">
-        <w:r>
-          <w:rPr>
-            <w:lang w:val="en_US" w:bidi="en_US"/>
-          </w:rPr>
-          <w:rPr>
-            <w:color w:val="0000EE"/>
-            <w:u w:val="single"/>
-          </w:rPr>
-          <w:t>Dn 7:10</w:t>
-        </w:r>
-      </w:hyperlink>
+      <w:r>
+        <w:rPr>
+          <w:lang w:val="en_US" w:bidi="en_US"/>
+        </w:rPr>
+        <w:t>Dn 7:10</w:t>
+      </w:r>
       <w:r>
         <w:rPr>
           <w:lang w:val="en_US" w:bidi="en_US"/>
@@ -3564,18 +3318,12 @@
         </w:rPr>
         <w:t xml:space="preserve">: </w:t>
       </w:r>
-      <w:hyperlink r:id="rId32">
-        <w:r>
-          <w:rPr>
-            <w:lang w:val="en_US" w:bidi="en_US"/>
-          </w:rPr>
-          <w:rPr>
-            <w:color w:val="0000EE"/>
-            <w:u w:val="single"/>
-          </w:rPr>
-          <w:t>Dn 7:10</w:t>
-        </w:r>
-      </w:hyperlink>
+      <w:r>
+        <w:rPr>
+          <w:lang w:val="en_US" w:bidi="en_US"/>
+        </w:rPr>
+        <w:t>Dn 7:10</w:t>
+      </w:r>
       <w:r>
         <w:rPr>
           <w:lang w:val="en_US" w:bidi="en_US"/>
@@ -3594,18 +3342,12 @@
         </w:rPr>
         <w:t xml:space="preserve"> </w:t>
       </w:r>
-      <w:hyperlink r:id="rId41">
-        <w:r>
-          <w:rPr>
-            <w:lang w:val="en_US" w:bidi="en_US"/>
-          </w:rPr>
-          <w:rPr>
-            <w:color w:val="0000EE"/>
-            <w:u w:val="single"/>
-          </w:rPr>
-          <w:t>Ezr 4:10</w:t>
-        </w:r>
-      </w:hyperlink>
+      <w:r>
+        <w:rPr>
+          <w:lang w:val="en_US" w:bidi="en_US"/>
+        </w:rPr>
+        <w:t>Ezr 4:10</w:t>
+      </w:r>
       <w:r>
         <w:rPr>
           <w:lang w:val="en_US" w:bidi="en_US"/>
@@ -3624,18 +3366,12 @@
         </w:rPr>
         <w:t xml:space="preserve">, </w:t>
       </w:r>
-      <w:hyperlink r:id="rId42">
-        <w:r>
-          <w:rPr>
-            <w:lang w:val="en_US" w:bidi="en_US"/>
-          </w:rPr>
-          <w:rPr>
-            <w:color w:val="0000EE"/>
-            <w:u w:val="single"/>
-          </w:rPr>
-          <w:t>4:16</w:t>
-        </w:r>
-      </w:hyperlink>
+      <w:r>
+        <w:rPr>
+          <w:lang w:val="en_US" w:bidi="en_US"/>
+        </w:rPr>
+        <w:t>4:16</w:t>
+      </w:r>
       <w:r>
         <w:rPr>
           <w:lang w:val="en_US" w:bidi="en_US"/>
@@ -3679,54 +3415,36 @@
         </w:rPr>
         <w:t xml:space="preserve">: </w:t>
       </w:r>
-      <w:hyperlink r:id="rId41">
-        <w:r>
-          <w:rPr>
-            <w:lang w:val="en_US" w:bidi="en_US"/>
-          </w:rPr>
-          <w:rPr>
-            <w:color w:val="0000EE"/>
-            <w:u w:val="single"/>
-          </w:rPr>
-          <w:t>Ezr 4:10</w:t>
-        </w:r>
-      </w:hyperlink>
+      <w:r>
+        <w:rPr>
+          <w:lang w:val="en_US" w:bidi="en_US"/>
+        </w:rPr>
+        <w:t>Ezr 4:10</w:t>
+      </w:r>
       <w:r>
         <w:rPr>
           <w:lang w:val="en_US" w:bidi="en_US"/>
         </w:rPr>
         <w:t xml:space="preserve">, </w:t>
       </w:r>
-      <w:hyperlink r:id="rId43">
-        <w:r>
-          <w:rPr>
-            <w:lang w:val="en_US" w:bidi="en_US"/>
-          </w:rPr>
-          <w:rPr>
-            <w:color w:val="0000EE"/>
-            <w:u w:val="single"/>
-          </w:rPr>
-          <w:t>4:11</w:t>
-        </w:r>
-      </w:hyperlink>
+      <w:r>
+        <w:rPr>
+          <w:lang w:val="en_US" w:bidi="en_US"/>
+        </w:rPr>
+        <w:t>4:11</w:t>
+      </w:r>
       <w:r>
         <w:rPr>
           <w:lang w:val="en_US" w:bidi="en_US"/>
         </w:rPr>
         <w:t xml:space="preserve">, </w:t>
       </w:r>
-      <w:hyperlink r:id="rId42">
-        <w:r>
-          <w:rPr>
-            <w:lang w:val="en_US" w:bidi="en_US"/>
-          </w:rPr>
-          <w:rPr>
-            <w:color w:val="0000EE"/>
-            <w:u w:val="single"/>
-          </w:rPr>
-          <w:t>4:16</w:t>
-        </w:r>
-      </w:hyperlink>
+      <w:r>
+        <w:rPr>
+          <w:lang w:val="en_US" w:bidi="en_US"/>
+        </w:rPr>
+        <w:t>4:16</w:t>
+      </w:r>
       <w:r>
         <w:rPr>
           <w:lang w:val="en_US" w:bidi="en_US"/>
@@ -3757,18 +3475,12 @@
         </w:rPr>
         <w:t xml:space="preserve">: </w:t>
       </w:r>
-      <w:hyperlink r:id="rId32">
-        <w:r>
-          <w:rPr>
-            <w:lang w:val="en_US" w:bidi="en_US"/>
-          </w:rPr>
-          <w:rPr>
-            <w:color w:val="0000EE"/>
-            <w:u w:val="single"/>
-          </w:rPr>
-          <w:t>Dn 7:10</w:t>
-        </w:r>
-      </w:hyperlink>
+      <w:r>
+        <w:rPr>
+          <w:lang w:val="en_US" w:bidi="en_US"/>
+        </w:rPr>
+        <w:t>Dn 7:10</w:t>
+      </w:r>
       <w:r>
         <w:rPr>
           <w:lang w:val="en_US" w:bidi="en_US"/>
@@ -3966,18 +3678,12 @@
         </w:rPr>
         <w:t xml:space="preserve"> 1896, 703) </w:t>
       </w:r>
-      <w:hyperlink r:id="rId44">
-        <w:r>
-          <w:rPr>
-            <w:lang w:val="en_US" w:bidi="en_US"/>
-          </w:rPr>
-          <w:rPr>
-            <w:color w:val="0000EE"/>
-            <w:u w:val="single"/>
-          </w:rPr>
-          <w:t>Dn 2:22</w:t>
-        </w:r>
-      </w:hyperlink>
+      <w:r>
+        <w:rPr>
+          <w:lang w:val="en_US" w:bidi="en_US"/>
+        </w:rPr>
+        <w:t>Dn 2:22</w:t>
+      </w:r>
       <w:r>
         <w:rPr>
           <w:lang w:val="en_US" w:bidi="en_US"/>
@@ -4079,36 +3785,24 @@
         </w:rPr>
         <w:t xml:space="preserve">);—abs. </w:t>
       </w:r>
-      <w:hyperlink r:id="rId45">
-        <w:r>
-          <w:rPr>
-            <w:lang w:val="en_US" w:bidi="en_US"/>
-          </w:rPr>
-          <w:rPr>
-            <w:color w:val="0000EE"/>
-            <w:u w:val="single"/>
-          </w:rPr>
-          <w:t>Dn 5:11</w:t>
-        </w:r>
-      </w:hyperlink>
+      <w:r>
+        <w:rPr>
+          <w:lang w:val="en_US" w:bidi="en_US"/>
+        </w:rPr>
+        <w:t>Dn 5:11</w:t>
+      </w:r>
       <w:r>
         <w:rPr>
           <w:lang w:val="en_US" w:bidi="en_US"/>
         </w:rPr>
         <w:t xml:space="preserve">, </w:t>
       </w:r>
-      <w:hyperlink r:id="rId46">
-        <w:r>
-          <w:rPr>
-            <w:lang w:val="en_US" w:bidi="en_US"/>
-          </w:rPr>
-          <w:rPr>
-            <w:color w:val="0000EE"/>
-            <w:u w:val="single"/>
-          </w:rPr>
-          <w:t>5:14</w:t>
-        </w:r>
-      </w:hyperlink>
+      <w:r>
+        <w:rPr>
+          <w:lang w:val="en_US" w:bidi="en_US"/>
+        </w:rPr>
+        <w:t>5:14</w:t>
+      </w:r>
       <w:r>
         <w:rPr>
           <w:lang w:val="en_US" w:bidi="en_US"/>
@@ -4312,18 +4006,12 @@
         </w:rPr>
         <w:t xml:space="preserve"> </w:t>
       </w:r>
-      <w:hyperlink r:id="rId47">
-        <w:r>
-          <w:rPr>
-            <w:lang w:val="en_US" w:bidi="en_US"/>
-          </w:rPr>
-          <w:rPr>
-            <w:color w:val="0000EE"/>
-            <w:u w:val="single"/>
-          </w:rPr>
-          <w:t>Dn 4:11</w:t>
-        </w:r>
-      </w:hyperlink>
+      <w:r>
+        <w:rPr>
+          <w:lang w:val="en_US" w:bidi="en_US"/>
+        </w:rPr>
+        <w:t>Dn 4:11</w:t>
+      </w:r>
       <w:r>
         <w:rPr>
           <w:lang w:val="en_US" w:bidi="en_US"/>
@@ -4531,18 +4219,12 @@
         </w:rPr>
         <w:t xml:space="preserve"> </w:t>
       </w:r>
-      <w:hyperlink r:id="rId48">
-        <w:r>
-          <w:rPr>
-            <w:lang w:val="en_US" w:bidi="en_US"/>
-          </w:rPr>
-          <w:rPr>
-            <w:color w:val="0000EE"/>
-            <w:u w:val="single"/>
-          </w:rPr>
-          <w:t>Ezr 6:11</w:t>
-        </w:r>
-      </w:hyperlink>
+      <w:r>
+        <w:rPr>
+          <w:lang w:val="en_US" w:bidi="en_US"/>
+        </w:rPr>
+        <w:t>Ezr 6:11</w:t>
+      </w:r>
       <w:r>
         <w:rPr>
           <w:lang w:val="en_US" w:bidi="en_US"/>
@@ -4561,36 +4243,24 @@
         </w:rPr>
         <w:t xml:space="preserve"> </w:t>
       </w:r>
-      <w:hyperlink r:id="rId49">
-        <w:r>
-          <w:rPr>
-            <w:lang w:val="en_US" w:bidi="en_US"/>
-          </w:rPr>
-          <w:rPr>
-            <w:color w:val="0000EE"/>
-            <w:u w:val="single"/>
-          </w:rPr>
-          <w:t>Dn 2:5</w:t>
-        </w:r>
-      </w:hyperlink>
+      <w:r>
+        <w:rPr>
+          <w:lang w:val="en_US" w:bidi="en_US"/>
+        </w:rPr>
+        <w:t>Dn 2:5</w:t>
+      </w:r>
       <w:r>
         <w:rPr>
           <w:lang w:val="en_US" w:bidi="en_US"/>
         </w:rPr>
         <w:t xml:space="preserve">, </w:t>
       </w:r>
-      <w:hyperlink r:id="rId50">
-        <w:r>
-          <w:rPr>
-            <w:lang w:val="en_US" w:bidi="en_US"/>
-          </w:rPr>
-          <w:rPr>
-            <w:color w:val="0000EE"/>
-            <w:u w:val="single"/>
-          </w:rPr>
-          <w:t>3:29</w:t>
-        </w:r>
-      </w:hyperlink>
+      <w:r>
+        <w:rPr>
+          <w:lang w:val="en_US" w:bidi="en_US"/>
+        </w:rPr>
+        <w:t>3:29</w:t>
+      </w:r>
       <w:r>
         <w:rPr>
           <w:lang w:val="en_US" w:bidi="en_US"/>
@@ -4660,18 +4330,12 @@
         </w:rPr>
         <w:t>:</w:t>
       </w:r>
-      <w:hyperlink r:id="rId51">
-        <w:r>
-          <w:rPr>
-            <w:lang w:val="en_US" w:bidi="en_US"/>
-          </w:rPr>
-          <w:rPr>
-            <w:color w:val="0000EE"/>
-            <w:u w:val="single"/>
-          </w:rPr>
-          <w:t>Dn 3:6</w:t>
-        </w:r>
-      </w:hyperlink>
+      <w:r>
+        <w:rPr>
+          <w:lang w:val="en_US" w:bidi="en_US"/>
+        </w:rPr>
+        <w:t>Dn 3:6</w:t>
+      </w:r>
       <w:r>
         <w:rPr>
           <w:lang w:val="en_US" w:bidi="en_US"/>
@@ -4691,18 +4355,12 @@
         </w:rPr>
         <w:t>:</w:t>
       </w:r>
-      <w:hyperlink r:id="rId52">
-        <w:r>
-          <w:rPr>
-            <w:lang w:val="en_US" w:bidi="en_US"/>
-          </w:rPr>
-          <w:rPr>
-            <w:color w:val="0000EE"/>
-            <w:u w:val="single"/>
-          </w:rPr>
-          <w:t>7:9</w:t>
-        </w:r>
-      </w:hyperlink>
+      <w:r>
+        <w:rPr>
+          <w:lang w:val="en_US" w:bidi="en_US"/>
+        </w:rPr>
+        <w:t>7:9</w:t>
+      </w:r>
       <w:r>
         <w:rPr>
           <w:lang w:val="en_US" w:bidi="en_US"/>
@@ -4733,72 +4391,48 @@
         </w:rPr>
         <w:t xml:space="preserve">: </w:t>
       </w:r>
-      <w:hyperlink r:id="rId53">
-        <w:r>
-          <w:rPr>
-            <w:lang w:val="en_US" w:bidi="en_US"/>
-          </w:rPr>
-          <w:rPr>
-            <w:color w:val="0000EE"/>
-            <w:u w:val="single"/>
-          </w:rPr>
-          <w:t>Dn 3:27</w:t>
-        </w:r>
-      </w:hyperlink>
+      <w:r>
+        <w:rPr>
+          <w:lang w:val="en_US" w:bidi="en_US"/>
+        </w:rPr>
+        <w:t>Dn 3:27</w:t>
+      </w:r>
       <w:r>
         <w:rPr>
           <w:lang w:val="en_US" w:bidi="en_US"/>
         </w:rPr>
         <w:t xml:space="preserve">, </w:t>
       </w:r>
-      <w:hyperlink r:id="rId52">
-        <w:r>
-          <w:rPr>
-            <w:lang w:val="en_US" w:bidi="en_US"/>
-          </w:rPr>
-          <w:rPr>
-            <w:color w:val="0000EE"/>
-            <w:u w:val="single"/>
-          </w:rPr>
-          <w:t>7:9</w:t>
-        </w:r>
-      </w:hyperlink>
+      <w:r>
+        <w:rPr>
+          <w:lang w:val="en_US" w:bidi="en_US"/>
+        </w:rPr>
+        <w:t>7:9</w:t>
+      </w:r>
       <w:r>
         <w:rPr>
           <w:lang w:val="en_US" w:bidi="en_US"/>
         </w:rPr>
         <w:t xml:space="preserve">, </w:t>
       </w:r>
-      <w:hyperlink r:id="rId52">
-        <w:r>
-          <w:rPr>
-            <w:lang w:val="en_US" w:bidi="en_US"/>
-          </w:rPr>
-          <w:rPr>
-            <w:color w:val="0000EE"/>
-            <w:u w:val="single"/>
-          </w:rPr>
-          <w:t>7:9</w:t>
-        </w:r>
-      </w:hyperlink>
+      <w:r>
+        <w:rPr>
+          <w:lang w:val="en_US" w:bidi="en_US"/>
+        </w:rPr>
+        <w:t>7:9</w:t>
+      </w:r>
       <w:r>
         <w:rPr>
           <w:lang w:val="en_US" w:bidi="en_US"/>
         </w:rPr>
         <w:t xml:space="preserve">, </w:t>
       </w:r>
-      <w:hyperlink r:id="rId32">
-        <w:r>
-          <w:rPr>
-            <w:lang w:val="en_US" w:bidi="en_US"/>
-          </w:rPr>
-          <w:rPr>
-            <w:color w:val="0000EE"/>
-            <w:u w:val="single"/>
-          </w:rPr>
-          <w:t>7:10</w:t>
-        </w:r>
-      </w:hyperlink>
+      <w:r>
+        <w:rPr>
+          <w:lang w:val="en_US" w:bidi="en_US"/>
+        </w:rPr>
+        <w:t>7:10</w:t>
+      </w:r>
       <w:r>
         <w:rPr>
           <w:lang w:val="en_US" w:bidi="en_US"/>
@@ -4817,18 +4451,12 @@
         </w:rPr>
         <w:t xml:space="preserve"> </w:t>
       </w:r>
-      <w:hyperlink r:id="rId51">
-        <w:r>
-          <w:rPr>
-            <w:lang w:val="en_US" w:bidi="en_US"/>
-          </w:rPr>
-          <w:rPr>
-            <w:color w:val="0000EE"/>
-            <w:u w:val="single"/>
-          </w:rPr>
-          <w:t>3:6</w:t>
-        </w:r>
-      </w:hyperlink>
+      <w:r>
+        <w:rPr>
+          <w:lang w:val="en_US" w:bidi="en_US"/>
+        </w:rPr>
+        <w:t>3:6</w:t>
+      </w:r>
       <w:r>
         <w:rPr>
           <w:lang w:val="en_US" w:bidi="en_US"/>
@@ -5084,18 +4712,12 @@
         </w:rPr>
         <w:t xml:space="preserve"> </w:t>
       </w:r>
-      <w:hyperlink r:id="rId54">
-        <w:r>
-          <w:rPr>
-            <w:lang w:val="en_US" w:bidi="en_US"/>
-          </w:rPr>
-          <w:rPr>
-            <w:color w:val="0000EE"/>
-            <w:u w:val="single"/>
-          </w:rPr>
-          <w:t>Dn 6:3</w:t>
-        </w:r>
-      </w:hyperlink>
+      <w:r>
+        <w:rPr>
+          <w:lang w:val="en_US" w:bidi="en_US"/>
+        </w:rPr>
+        <w:t>Dn 6:3</w:t>
+      </w:r>
       <w:r>
         <w:rPr>
           <w:lang w:val="en_US" w:bidi="en_US"/>
@@ -5159,18 +4781,12 @@
         </w:rPr>
         <w:t xml:space="preserve"> 33, 2) </w:t>
       </w:r>
-      <w:hyperlink r:id="rId55">
-        <w:r>
-          <w:rPr>
-            <w:lang w:val="en_US" w:bidi="en_US"/>
-          </w:rPr>
-          <w:rPr>
-            <w:color w:val="0000EE"/>
-            <w:u w:val="single"/>
-          </w:rPr>
-          <w:t>Ezr 4:13</w:t>
-        </w:r>
-      </w:hyperlink>
+      <w:r>
+        <w:rPr>
+          <w:lang w:val="en_US" w:bidi="en_US"/>
+        </w:rPr>
+        <w:t>Ezr 4:13</w:t>
+      </w:r>
       <w:r>
         <w:rPr>
           <w:lang w:val="en_US" w:bidi="en_US"/>
@@ -5214,18 +4830,12 @@
         </w:rPr>
         <w:t xml:space="preserve"> v:</w:t>
       </w:r>
-      <w:hyperlink r:id="rId56">
-        <w:r>
-          <w:rPr>
-            <w:lang w:val="en_US" w:bidi="en_US"/>
-          </w:rPr>
-          <w:rPr>
-            <w:color w:val="0000EE"/>
-            <w:u w:val="single"/>
-          </w:rPr>
-          <w:t>15</w:t>
-        </w:r>
-      </w:hyperlink>
+      <w:r>
+        <w:rPr>
+          <w:lang w:val="en_US" w:bidi="en_US"/>
+        </w:rPr>
+        <w:t>15</w:t>
+      </w:r>
       <w:r>
         <w:rPr>
           <w:lang w:val="en_US" w:bidi="en_US"/>
@@ -5257,18 +4867,12 @@
         </w:rPr>
         <w:t>: v:</w:t>
       </w:r>
-      <w:hyperlink r:id="rId57">
-        <w:r>
-          <w:rPr>
-            <w:lang w:val="en_US" w:bidi="en_US"/>
-          </w:rPr>
-          <w:rPr>
-            <w:color w:val="0000EE"/>
-            <w:u w:val="single"/>
-          </w:rPr>
-          <w:t>22</w:t>
-        </w:r>
-      </w:hyperlink>
+      <w:r>
+        <w:rPr>
+          <w:lang w:val="en_US" w:bidi="en_US"/>
+        </w:rPr>
+        <w:t>22</w:t>
+      </w:r>
       <w:r>
         <w:rPr>
           <w:lang w:val="en_US" w:bidi="en_US"/>
@@ -5462,72 +5066,48 @@
         </w:rPr>
         <w:t xml:space="preserve">: </w:t>
       </w:r>
-      <w:hyperlink r:id="rId58">
-        <w:r>
-          <w:rPr>
-            <w:lang w:val="en_US" w:bidi="en_US"/>
-          </w:rPr>
-          <w:rPr>
-            <w:color w:val="0000EE"/>
-            <w:u w:val="single"/>
-          </w:rPr>
-          <w:t>Dn 2:32</w:t>
-        </w:r>
-      </w:hyperlink>
+      <w:r>
+        <w:rPr>
+          <w:lang w:val="en_US" w:bidi="en_US"/>
+        </w:rPr>
+        <w:t>Dn 2:32</w:t>
+      </w:r>
       <w:r>
         <w:rPr>
           <w:lang w:val="en_US" w:bidi="en_US"/>
         </w:rPr>
         <w:t xml:space="preserve">, </w:t>
       </w:r>
-      <w:hyperlink r:id="rId59">
-        <w:r>
-          <w:rPr>
-            <w:lang w:val="en_US" w:bidi="en_US"/>
-          </w:rPr>
-          <w:rPr>
-            <w:color w:val="0000EE"/>
-            <w:u w:val="single"/>
-          </w:rPr>
-          <w:t>4:12</w:t>
-        </w:r>
-      </w:hyperlink>
+      <w:r>
+        <w:rPr>
+          <w:lang w:val="en_US" w:bidi="en_US"/>
+        </w:rPr>
+        <w:t>4:12</w:t>
+      </w:r>
       <w:r>
         <w:rPr>
           <w:lang w:val="en_US" w:bidi="en_US"/>
         </w:rPr>
         <w:t xml:space="preserve">, </w:t>
       </w:r>
-      <w:hyperlink r:id="rId60">
-        <w:r>
-          <w:rPr>
-            <w:lang w:val="en_US" w:bidi="en_US"/>
-          </w:rPr>
-          <w:rPr>
-            <w:color w:val="0000EE"/>
-            <w:u w:val="single"/>
-          </w:rPr>
-          <w:t>4:20</w:t>
-        </w:r>
-      </w:hyperlink>
+      <w:r>
+        <w:rPr>
+          <w:lang w:val="en_US" w:bidi="en_US"/>
+        </w:rPr>
+        <w:t>4:20</w:t>
+      </w:r>
       <w:r>
         <w:rPr>
           <w:lang w:val="en_US" w:bidi="en_US"/>
         </w:rPr>
         <w:t xml:space="preserve">, </w:t>
       </w:r>
-      <w:hyperlink r:id="rId61">
-        <w:r>
-          <w:rPr>
-            <w:lang w:val="en_US" w:bidi="en_US"/>
-          </w:rPr>
-          <w:rPr>
-            <w:color w:val="0000EE"/>
-            <w:u w:val="single"/>
-          </w:rPr>
-          <w:t>7:19</w:t>
-        </w:r>
-      </w:hyperlink>
+      <w:r>
+        <w:rPr>
+          <w:lang w:val="en_US" w:bidi="en_US"/>
+        </w:rPr>
+        <w:t>7:19</w:t>
+      </w:r>
       <w:r>
         <w:rPr>
           <w:lang w:val="en_US" w:bidi="en_US"/>
@@ -5546,90 +5126,60 @@
         </w:rPr>
         <w:t xml:space="preserve"> </w:t>
       </w:r>
-      <w:hyperlink r:id="rId62">
-        <w:r>
-          <w:rPr>
-            <w:lang w:val="en_US" w:bidi="en_US"/>
-          </w:rPr>
-          <w:rPr>
-            <w:color w:val="0000EE"/>
-            <w:u w:val="single"/>
-          </w:rPr>
-          <w:t>2:35</w:t>
-        </w:r>
-      </w:hyperlink>
+      <w:r>
+        <w:rPr>
+          <w:lang w:val="en_US" w:bidi="en_US"/>
+        </w:rPr>
+        <w:t>2:35</w:t>
+      </w:r>
       <w:r>
         <w:rPr>
           <w:lang w:val="en_US" w:bidi="en_US"/>
         </w:rPr>
         <w:t xml:space="preserve">, </w:t>
       </w:r>
-      <w:hyperlink r:id="rId63">
-        <w:r>
-          <w:rPr>
-            <w:lang w:val="en_US" w:bidi="en_US"/>
-          </w:rPr>
-          <w:rPr>
-            <w:color w:val="0000EE"/>
-            <w:u w:val="single"/>
-          </w:rPr>
-          <w:t>2:39</w:t>
-        </w:r>
-      </w:hyperlink>
+      <w:r>
+        <w:rPr>
+          <w:lang w:val="en_US" w:bidi="en_US"/>
+        </w:rPr>
+        <w:t>2:39</w:t>
+      </w:r>
       <w:r>
         <w:rPr>
           <w:lang w:val="en_US" w:bidi="en_US"/>
         </w:rPr>
         <w:t xml:space="preserve">, </w:t>
       </w:r>
-      <w:hyperlink r:id="rId64">
-        <w:r>
-          <w:rPr>
-            <w:lang w:val="en_US" w:bidi="en_US"/>
-          </w:rPr>
-          <w:rPr>
-            <w:color w:val="0000EE"/>
-            <w:u w:val="single"/>
-          </w:rPr>
-          <w:t>2:45</w:t>
-        </w:r>
-      </w:hyperlink>
+      <w:r>
+        <w:rPr>
+          <w:lang w:val="en_US" w:bidi="en_US"/>
+        </w:rPr>
+        <w:t>2:45</w:t>
+      </w:r>
       <w:r>
         <w:rPr>
           <w:lang w:val="en_US" w:bidi="en_US"/>
         </w:rPr>
         <w:t xml:space="preserve">, </w:t>
       </w:r>
-      <w:hyperlink r:id="rId65">
-        <w:r>
-          <w:rPr>
-            <w:lang w:val="en_US" w:bidi="en_US"/>
-          </w:rPr>
-          <w:rPr>
-            <w:color w:val="0000EE"/>
-            <w:u w:val="single"/>
-          </w:rPr>
-          <w:t>5:4</w:t>
-        </w:r>
-      </w:hyperlink>
+      <w:r>
+        <w:rPr>
+          <w:lang w:val="en_US" w:bidi="en_US"/>
+        </w:rPr>
+        <w:t>5:4</w:t>
+      </w:r>
       <w:r>
         <w:rPr>
           <w:lang w:val="en_US" w:bidi="en_US"/>
         </w:rPr>
         <w:t xml:space="preserve">, </w:t>
       </w:r>
-      <w:hyperlink r:id="rId66">
-        <w:r>
-          <w:rPr>
-            <w:lang w:val="en_US" w:bidi="en_US"/>
-          </w:rPr>
-          <w:rPr>
-            <w:color w:val="0000EE"/>
-            <w:u w:val="single"/>
-          </w:rPr>
-          <w:t>5:23</w:t>
-        </w:r>
-      </w:hyperlink>
+      <w:r>
+        <w:rPr>
+          <w:lang w:val="en_US" w:bidi="en_US"/>
+        </w:rPr>
+        <w:t>5:23</w:t>
+      </w:r>
       <w:r>
         <w:rPr>
           <w:lang w:val="en_US" w:bidi="en_US"/>
@@ -5772,36 +5322,24 @@
         </w:rPr>
         <w:t xml:space="preserve"> </w:t>
       </w:r>
-      <w:hyperlink r:id="rId67">
-        <w:r>
-          <w:rPr>
-            <w:lang w:val="en_US" w:bidi="en_US"/>
-          </w:rPr>
-          <w:rPr>
-            <w:color w:val="0000EE"/>
-            <w:u w:val="single"/>
-          </w:rPr>
-          <w:t>Dn 4:10</w:t>
-        </w:r>
-      </w:hyperlink>
+      <w:r>
+        <w:rPr>
+          <w:lang w:val="en_US" w:bidi="en_US"/>
+        </w:rPr>
+        <w:t>Dn 4:10</w:t>
+      </w:r>
       <w:r>
         <w:rPr>
           <w:lang w:val="en_US" w:bidi="en_US"/>
         </w:rPr>
         <w:t xml:space="preserve">, </w:t>
       </w:r>
-      <w:hyperlink r:id="rId60">
-        <w:r>
-          <w:rPr>
-            <w:lang w:val="en_US" w:bidi="en_US"/>
-          </w:rPr>
-          <w:rPr>
-            <w:color w:val="0000EE"/>
-            <w:u w:val="single"/>
-          </w:rPr>
-          <w:t>4:20</w:t>
-        </w:r>
-      </w:hyperlink>
+      <w:r>
+        <w:rPr>
+          <w:lang w:val="en_US" w:bidi="en_US"/>
+        </w:rPr>
+        <w:t>4:20</w:t>
+      </w:r>
       <w:r>
         <w:rPr>
           <w:lang w:val="en_US" w:bidi="en_US"/>
@@ -5927,18 +5465,12 @@
         </w:rPr>
         <w:t xml:space="preserve">) </w:t>
       </w:r>
-      <w:hyperlink r:id="rId23">
-        <w:r>
-          <w:rPr>
-            <w:lang w:val="en_US" w:bidi="en_US"/>
-          </w:rPr>
-          <w:rPr>
-            <w:color w:val="0000EE"/>
-            <w:u w:val="single"/>
-          </w:rPr>
-          <w:t>Ezr 6:5</w:t>
-        </w:r>
-      </w:hyperlink>
+      <w:r>
+        <w:rPr>
+          <w:lang w:val="en_US" w:bidi="en_US"/>
+        </w:rPr>
+        <w:t>Ezr 6:5</w:t>
+      </w:r>
       <w:r>
         <w:rPr>
           <w:lang w:val="en_US" w:bidi="en_US"/>
@@ -6021,18 +5553,12 @@
         </w:rPr>
         <w:t xml:space="preserve">) </w:t>
       </w:r>
-      <w:hyperlink r:id="rId68">
-        <w:r>
-          <w:rPr>
-            <w:lang w:val="en_US" w:bidi="en_US"/>
-          </w:rPr>
-          <w:rPr>
-            <w:color w:val="0000EE"/>
-            <w:u w:val="single"/>
-          </w:rPr>
-          <w:t>5:15</w:t>
-        </w:r>
-      </w:hyperlink>
+      <w:r>
+        <w:rPr>
+          <w:lang w:val="en_US" w:bidi="en_US"/>
+        </w:rPr>
+        <w:t>5:15</w:t>
+      </w:r>
       <w:r>
         <w:rPr>
           <w:lang w:val="en_US" w:bidi="en_US"/>
@@ -6083,18 +5609,12 @@
         </w:rPr>
         <w:t xml:space="preserve"> </w:t>
       </w:r>
-      <w:hyperlink r:id="rId69">
-        <w:r>
-          <w:rPr>
-            <w:lang w:val="en_US" w:bidi="en_US"/>
-          </w:rPr>
-          <w:rPr>
-            <w:color w:val="0000EE"/>
-            <w:u w:val="single"/>
-          </w:rPr>
-          <w:t>6:1</w:t>
-        </w:r>
-      </w:hyperlink>
+      <w:r>
+        <w:rPr>
+          <w:lang w:val="en_US" w:bidi="en_US"/>
+        </w:rPr>
+        <w:t>6:1</w:t>
+      </w:r>
       <w:r>
         <w:rPr>
           <w:lang w:val="en_US" w:bidi="en_US"/>
@@ -6178,18 +5698,12 @@
         </w:rPr>
         <w:t xml:space="preserve"> </w:t>
       </w:r>
-      <w:hyperlink r:id="rId70">
-        <w:r>
-          <w:rPr>
-            <w:lang w:val="en_US" w:bidi="en_US"/>
-          </w:rPr>
-          <w:rPr>
-            <w:color w:val="0000EE"/>
-            <w:u w:val="single"/>
-          </w:rPr>
-          <w:t>Dn 5:20</w:t>
-        </w:r>
-      </w:hyperlink>
+      <w:r>
+        <w:rPr>
+          <w:lang w:val="en_US" w:bidi="en_US"/>
+        </w:rPr>
+        <w:t>Dn 5:20</w:t>
+      </w:r>
       <w:r>
         <w:rPr>
           <w:lang w:val="en_US" w:bidi="en_US"/>
@@ -6344,18 +5858,12 @@
         </w:rPr>
         <w:t xml:space="preserve"> </w:t>
       </w:r>
-      <w:hyperlink r:id="rId71">
-        <w:r>
-          <w:rPr>
-            <w:lang w:val="en_US" w:bidi="en_US"/>
-          </w:rPr>
-          <w:rPr>
-            <w:color w:val="0000EE"/>
-            <w:u w:val="single"/>
-          </w:rPr>
-          <w:t>Dn 4:31</w:t>
-        </w:r>
-      </w:hyperlink>
+      <w:r>
+        <w:rPr>
+          <w:lang w:val="en_US" w:bidi="en_US"/>
+        </w:rPr>
+        <w:t>Dn 4:31</w:t>
+      </w:r>
       <w:r>
         <w:rPr>
           <w:lang w:val="en_US" w:bidi="en_US"/>
@@ -6471,18 +5979,12 @@
         </w:rPr>
         <w:t xml:space="preserve"> </w:t>
       </w:r>
-      <w:hyperlink r:id="rId72">
-        <w:r>
-          <w:rPr>
-            <w:lang w:val="en_US" w:bidi="en_US"/>
-          </w:rPr>
-          <w:rPr>
-            <w:color w:val="0000EE"/>
-            <w:u w:val="single"/>
-          </w:rPr>
-          <w:t>7:4</w:t>
-        </w:r>
-      </w:hyperlink>
+      <w:r>
+        <w:rPr>
+          <w:lang w:val="en_US" w:bidi="en_US"/>
+        </w:rPr>
+        <w:t>7:4</w:t>
+      </w:r>
       <w:r>
         <w:rPr>
           <w:lang w:val="en_US" w:bidi="en_US"/>
@@ -6673,18 +6175,12 @@
         </w:rPr>
         <w:t xml:space="preserve"> </w:t>
       </w:r>
-      <w:hyperlink r:id="rId73">
-        <w:r>
-          <w:rPr>
-            <w:lang w:val="en_US" w:bidi="en_US"/>
-          </w:rPr>
-          <w:rPr>
-            <w:color w:val="0000EE"/>
-            <w:u w:val="single"/>
-          </w:rPr>
-          <w:t>Dn 7:28</w:t>
-        </w:r>
-      </w:hyperlink>
+      <w:r>
+        <w:rPr>
+          <w:lang w:val="en_US" w:bidi="en_US"/>
+        </w:rPr>
+        <w:t>Dn 7:28</w:t>
+      </w:r>
       <w:r>
         <w:rPr>
           <w:lang w:val="en_US" w:bidi="en_US"/>
@@ -6827,36 +6323,24 @@
         </w:rPr>
         <w:t xml:space="preserve"> </w:t>
       </w:r>
-      <w:hyperlink r:id="rId74">
-        <w:r>
-          <w:rPr>
-            <w:lang w:val="en_US" w:bidi="en_US"/>
-          </w:rPr>
-          <w:rPr>
-            <w:color w:val="0000EE"/>
-            <w:u w:val="single"/>
-          </w:rPr>
-          <w:t>Ezr 6:10</w:t>
-        </w:r>
-      </w:hyperlink>
+      <w:r>
+        <w:rPr>
+          <w:lang w:val="en_US" w:bidi="en_US"/>
+        </w:rPr>
+        <w:t>Ezr 6:10</w:t>
+      </w:r>
       <w:r>
         <w:rPr>
           <w:lang w:val="en_US" w:bidi="en_US"/>
         </w:rPr>
         <w:t xml:space="preserve">, </w:t>
       </w:r>
-      <w:hyperlink r:id="rId75">
-        <w:r>
-          <w:rPr>
-            <w:lang w:val="en_US" w:bidi="en_US"/>
-          </w:rPr>
-          <w:rPr>
-            <w:color w:val="0000EE"/>
-            <w:u w:val="single"/>
-          </w:rPr>
-          <w:t>Dn 2:46</w:t>
-        </w:r>
-      </w:hyperlink>
+      <w:r>
+        <w:rPr>
+          <w:lang w:val="en_US" w:bidi="en_US"/>
+        </w:rPr>
+        <w:t>Dn 2:46</w:t>
+      </w:r>
       <w:r>
         <w:rPr>
           <w:lang w:val="en_US" w:bidi="en_US"/>
@@ -7001,18 +6485,12 @@
         </w:rPr>
         <w:t xml:space="preserve">: </w:t>
       </w:r>
-      <w:hyperlink r:id="rId76">
-        <w:r>
-          <w:rPr>
-            <w:lang w:val="en_US" w:bidi="en_US"/>
-          </w:rPr>
-          <w:rPr>
-            <w:color w:val="0000EE"/>
-            <w:u w:val="single"/>
-          </w:rPr>
-          <w:t>Ezr 7:26</w:t>
-        </w:r>
-      </w:hyperlink>
+      <w:r>
+        <w:rPr>
+          <w:lang w:val="en_US" w:bidi="en_US"/>
+        </w:rPr>
+        <w:t>Ezr 7:26</w:t>
+      </w:r>
       <w:r>
         <w:rPr>
           <w:lang w:val="en_US" w:bidi="en_US"/>
@@ -7044,18 +6522,12 @@
         </w:rPr>
         <w:t xml:space="preserve"> </w:t>
       </w:r>
-      <w:hyperlink r:id="rId77">
-        <w:r>
-          <w:rPr>
-            <w:lang w:val="en_US" w:bidi="en_US"/>
-          </w:rPr>
-          <w:rPr>
-            <w:color w:val="0000EE"/>
-            <w:u w:val="single"/>
-          </w:rPr>
-          <w:t>6:8</w:t>
-        </w:r>
-      </w:hyperlink>
+      <w:r>
+        <w:rPr>
+          <w:lang w:val="en_US" w:bidi="en_US"/>
+        </w:rPr>
+        <w:t>6:8</w:t>
+      </w:r>
       <w:r>
         <w:rPr>
           <w:lang w:val="en_US" w:bidi="en_US"/>
@@ -7125,18 +6597,12 @@
         </w:rPr>
         <w:t xml:space="preserve"> leopard (v. BH);—abs. </w:t>
       </w:r>
-      <w:hyperlink r:id="rId78">
-        <w:r>
-          <w:rPr>
-            <w:lang w:val="en_US" w:bidi="en_US"/>
-          </w:rPr>
-          <w:rPr>
-            <w:color w:val="0000EE"/>
-            <w:u w:val="single"/>
-          </w:rPr>
-          <w:t>Dn 7:6</w:t>
-        </w:r>
-      </w:hyperlink>
+      <w:r>
+        <w:rPr>
+          <w:lang w:val="en_US" w:bidi="en_US"/>
+        </w:rPr>
+        <w:t>Dn 7:6</w:t>
+      </w:r>
       <w:r>
         <w:rPr>
           <w:lang w:val="en_US" w:bidi="en_US"/>
@@ -7272,18 +6738,12 @@
         </w:rPr>
         <w:t xml:space="preserve"> </w:t>
       </w:r>
-      <w:hyperlink r:id="rId48">
-        <w:r>
-          <w:rPr>
-            <w:lang w:val="en_US" w:bidi="en_US"/>
-          </w:rPr>
-          <w:rPr>
-            <w:color w:val="0000EE"/>
-            <w:u w:val="single"/>
-          </w:rPr>
-          <w:t>Ezr 6:11</w:t>
-        </w:r>
-      </w:hyperlink>
+      <w:r>
+        <w:rPr>
+          <w:lang w:val="en_US" w:bidi="en_US"/>
+        </w:rPr>
+        <w:t>Ezr 6:11</w:t>
+      </w:r>
       <w:r>
         <w:rPr>
           <w:lang w:val="en_US" w:bidi="en_US"/>
@@ -7443,18 +6903,12 @@
         </w:rPr>
         <w:t xml:space="preserve"> </w:t>
       </w:r>
-      <w:hyperlink r:id="rId75">
-        <w:r>
-          <w:rPr>
-            <w:lang w:val="en_US" w:bidi="en_US"/>
-          </w:rPr>
-          <w:rPr>
-            <w:color w:val="0000EE"/>
-            <w:u w:val="single"/>
-          </w:rPr>
-          <w:t>Dn 2:46</w:t>
-        </w:r>
-      </w:hyperlink>
+      <w:r>
+        <w:rPr>
+          <w:lang w:val="en_US" w:bidi="en_US"/>
+        </w:rPr>
+        <w:t>Dn 2:46</w:t>
+      </w:r>
       <w:r>
         <w:rPr>
           <w:lang w:val="en_US" w:bidi="en_US"/>
@@ -7585,18 +7039,12 @@
         </w:rPr>
         <w:t xml:space="preserve"> </w:t>
       </w:r>
-      <w:hyperlink r:id="rId79">
-        <w:r>
-          <w:rPr>
-            <w:lang w:val="en_US" w:bidi="en_US"/>
-          </w:rPr>
-          <w:rPr>
-            <w:color w:val="0000EE"/>
-            <w:u w:val="single"/>
-          </w:rPr>
-          <w:t>Ezr 7:17</w:t>
-        </w:r>
-      </w:hyperlink>
+      <w:r>
+        <w:rPr>
+          <w:lang w:val="en_US" w:bidi="en_US"/>
+        </w:rPr>
+        <w:t>Ezr 7:17</w:t>
+      </w:r>
       <w:r>
         <w:rPr>
           <w:lang w:val="en_US" w:bidi="en_US"/>
@@ -7825,18 +7273,12 @@
         </w:rPr>
         <w:t xml:space="preserve">: </w:t>
       </w:r>
-      <w:hyperlink r:id="rId75">
-        <w:r>
-          <w:rPr>
-            <w:lang w:val="en_US" w:bidi="en_US"/>
-          </w:rPr>
-          <w:rPr>
-            <w:color w:val="0000EE"/>
-            <w:u w:val="single"/>
-          </w:rPr>
-          <w:t>Dn 2:46</w:t>
-        </w:r>
-      </w:hyperlink>
+      <w:r>
+        <w:rPr>
+          <w:lang w:val="en_US" w:bidi="en_US"/>
+        </w:rPr>
+        <w:t>Dn 2:46</w:t>
+      </w:r>
       <w:r>
         <w:rPr>
           <w:lang w:val="en_US" w:bidi="en_US"/>
@@ -7855,18 +7297,12 @@
         </w:rPr>
         <w:t xml:space="preserve"> </w:t>
       </w:r>
-      <w:hyperlink r:id="rId80">
-        <w:r>
-          <w:rPr>
-            <w:lang w:val="en_US" w:bidi="en_US"/>
-          </w:rPr>
-          <w:rPr>
-            <w:color w:val="0000EE"/>
-            <w:u w:val="single"/>
-          </w:rPr>
-          <w:t>4:28</w:t>
-        </w:r>
-      </w:hyperlink>
+      <w:r>
+        <w:rPr>
+          <w:lang w:val="en_US" w:bidi="en_US"/>
+        </w:rPr>
+        <w:t>4:28</w:t>
+      </w:r>
       <w:r>
         <w:rPr>
           <w:lang w:val="en_US" w:bidi="en_US"/>
@@ -7885,36 +7321,24 @@
         </w:rPr>
         <w:t xml:space="preserve"> </w:t>
       </w:r>
-      <w:hyperlink r:id="rId81">
-        <w:r>
-          <w:rPr>
-            <w:lang w:val="en_US" w:bidi="en_US"/>
-          </w:rPr>
-          <w:rPr>
-            <w:color w:val="0000EE"/>
-            <w:u w:val="single"/>
-          </w:rPr>
-          <w:t>3:23</w:t>
-        </w:r>
-      </w:hyperlink>
+      <w:r>
+        <w:rPr>
+          <w:lang w:val="en_US" w:bidi="en_US"/>
+        </w:rPr>
+        <w:t>3:23</w:t>
+      </w:r>
       <w:r>
         <w:rPr>
           <w:lang w:val="en_US" w:bidi="en_US"/>
         </w:rPr>
         <w:t xml:space="preserve"> + </w:t>
       </w:r>
-      <w:hyperlink r:id="rId82">
-        <w:r>
-          <w:rPr>
-            <w:lang w:val="en_US" w:bidi="en_US"/>
-          </w:rPr>
-          <w:rPr>
-            <w:color w:val="0000EE"/>
-            <w:u w:val="single"/>
-          </w:rPr>
-          <w:t>7:20</w:t>
-        </w:r>
-      </w:hyperlink>
+      <w:r>
+        <w:rPr>
+          <w:lang w:val="en_US" w:bidi="en_US"/>
+        </w:rPr>
+        <w:t>7:20</w:t>
+      </w:r>
       <w:r>
         <w:rPr>
           <w:lang w:val="en_US" w:bidi="en_US"/>
@@ -8020,18 +7444,12 @@
         </w:rPr>
         <w:t xml:space="preserve"> 42) </w:t>
       </w:r>
-      <w:hyperlink r:id="rId51">
-        <w:r>
-          <w:rPr>
-            <w:lang w:val="en_US" w:bidi="en_US"/>
-          </w:rPr>
-          <w:rPr>
-            <w:color w:val="0000EE"/>
-            <w:u w:val="single"/>
-          </w:rPr>
-          <w:t>Dn 3:6</w:t>
-        </w:r>
-      </w:hyperlink>
+      <w:r>
+        <w:rPr>
+          <w:lang w:val="en_US" w:bidi="en_US"/>
+        </w:rPr>
+        <w:t>Dn 3:6</w:t>
+      </w:r>
       <w:r>
         <w:rPr>
           <w:lang w:val="en_US" w:bidi="en_US"/>
@@ -8050,36 +7468,24 @@
         </w:rPr>
         <w:t xml:space="preserve"> </w:t>
       </w:r>
-      <w:hyperlink r:id="rId83">
-        <w:r>
-          <w:rPr>
-            <w:lang w:val="en_US" w:bidi="en_US"/>
-          </w:rPr>
-          <w:rPr>
-            <w:color w:val="0000EE"/>
-            <w:u w:val="single"/>
-          </w:rPr>
-          <w:t>3:5</w:t>
-        </w:r>
-      </w:hyperlink>
+      <w:r>
+        <w:rPr>
+          <w:lang w:val="en_US" w:bidi="en_US"/>
+        </w:rPr>
+        <w:t>3:5</w:t>
+      </w:r>
       <w:r>
         <w:rPr>
           <w:lang w:val="en_US" w:bidi="en_US"/>
         </w:rPr>
         <w:t xml:space="preserve">, </w:t>
       </w:r>
-      <w:hyperlink r:id="rId84">
-        <w:r>
-          <w:rPr>
-            <w:lang w:val="en_US" w:bidi="en_US"/>
-          </w:rPr>
-          <w:rPr>
-            <w:color w:val="0000EE"/>
-            <w:u w:val="single"/>
-          </w:rPr>
-          <w:t>3:15</w:t>
-        </w:r>
-      </w:hyperlink>
+      <w:r>
+        <w:rPr>
+          <w:lang w:val="en_US" w:bidi="en_US"/>
+        </w:rPr>
+        <w:t>3:15</w:t>
+      </w:r>
       <w:r>
         <w:rPr>
           <w:lang w:val="en_US" w:bidi="en_US"/>
@@ -8123,18 +7529,12 @@
         </w:rPr>
         <w:t xml:space="preserve"> </w:t>
       </w:r>
-      <w:hyperlink r:id="rId85">
-        <w:r>
-          <w:rPr>
-            <w:lang w:val="en_US" w:bidi="en_US"/>
-          </w:rPr>
-          <w:rPr>
-            <w:color w:val="0000EE"/>
-            <w:u w:val="single"/>
-          </w:rPr>
-          <w:t>3:7</w:t>
-        </w:r>
-      </w:hyperlink>
+      <w:r>
+        <w:rPr>
+          <w:lang w:val="en_US" w:bidi="en_US"/>
+        </w:rPr>
+        <w:t>3:7</w:t>
+      </w:r>
       <w:r>
         <w:rPr>
           <w:lang w:val="en_US" w:bidi="en_US"/>
@@ -8179,18 +7579,12 @@
         </w:rPr>
         <w:t xml:space="preserve"> </w:t>
       </w:r>
-      <w:hyperlink r:id="rId75">
-        <w:r>
-          <w:rPr>
-            <w:lang w:val="en_US" w:bidi="en_US"/>
-          </w:rPr>
-          <w:rPr>
-            <w:color w:val="0000EE"/>
-            <w:u w:val="single"/>
-          </w:rPr>
-          <w:t>Dn 2:46</w:t>
-        </w:r>
-      </w:hyperlink>
+      <w:r>
+        <w:rPr>
+          <w:lang w:val="en_US" w:bidi="en_US"/>
+        </w:rPr>
+        <w:t>Dn 2:46</w:t>
+      </w:r>
       <w:r>
         <w:rPr>
           <w:lang w:val="en_US" w:bidi="en_US"/>
@@ -8210,108 +7604,72 @@
         </w:rPr>
         <w:t xml:space="preserve"> and do homage </w:t>
       </w:r>
-      <w:hyperlink r:id="rId83">
-        <w:r>
-          <w:rPr>
-            <w:lang w:val="en_US" w:bidi="en_US"/>
-          </w:rPr>
-          <w:rPr>
-            <w:color w:val="0000EE"/>
-            <w:u w:val="single"/>
-          </w:rPr>
-          <w:t>3:5</w:t>
-        </w:r>
-      </w:hyperlink>
+      <w:r>
+        <w:rPr>
+          <w:lang w:val="en_US" w:bidi="en_US"/>
+        </w:rPr>
+        <w:t>3:5</w:t>
+      </w:r>
       <w:r>
         <w:rPr>
           <w:lang w:val="en_US" w:bidi="en_US"/>
         </w:rPr>
         <w:t xml:space="preserve">, </w:t>
       </w:r>
-      <w:hyperlink r:id="rId51">
-        <w:r>
-          <w:rPr>
-            <w:lang w:val="en_US" w:bidi="en_US"/>
-          </w:rPr>
-          <w:rPr>
-            <w:color w:val="0000EE"/>
-            <w:u w:val="single"/>
-          </w:rPr>
-          <w:t>3:6</w:t>
-        </w:r>
-      </w:hyperlink>
+      <w:r>
+        <w:rPr>
+          <w:lang w:val="en_US" w:bidi="en_US"/>
+        </w:rPr>
+        <w:t>3:6</w:t>
+      </w:r>
       <w:r>
         <w:rPr>
           <w:lang w:val="en_US" w:bidi="en_US"/>
         </w:rPr>
         <w:t xml:space="preserve">, </w:t>
       </w:r>
-      <w:hyperlink r:id="rId85">
-        <w:r>
-          <w:rPr>
-            <w:lang w:val="en_US" w:bidi="en_US"/>
-          </w:rPr>
-          <w:rPr>
-            <w:color w:val="0000EE"/>
-            <w:u w:val="single"/>
-          </w:rPr>
-          <w:t>3:7</w:t>
-        </w:r>
-      </w:hyperlink>
+      <w:r>
+        <w:rPr>
+          <w:lang w:val="en_US" w:bidi="en_US"/>
+        </w:rPr>
+        <w:t>3:7</w:t>
+      </w:r>
       <w:r>
         <w:rPr>
           <w:lang w:val="en_US" w:bidi="en_US"/>
         </w:rPr>
         <w:t xml:space="preserve">, </w:t>
       </w:r>
-      <w:hyperlink r:id="rId86">
-        <w:r>
-          <w:rPr>
-            <w:lang w:val="en_US" w:bidi="en_US"/>
-          </w:rPr>
-          <w:rPr>
-            <w:color w:val="0000EE"/>
-            <w:u w:val="single"/>
-          </w:rPr>
-          <w:t>3:10</w:t>
-        </w:r>
-      </w:hyperlink>
+      <w:r>
+        <w:rPr>
+          <w:lang w:val="en_US" w:bidi="en_US"/>
+        </w:rPr>
+        <w:t>3:10</w:t>
+      </w:r>
       <w:r>
         <w:rPr>
           <w:lang w:val="en_US" w:bidi="en_US"/>
         </w:rPr>
         <w:t xml:space="preserve">, </w:t>
       </w:r>
-      <w:hyperlink r:id="rId87">
-        <w:r>
-          <w:rPr>
-            <w:lang w:val="en_US" w:bidi="en_US"/>
-          </w:rPr>
-          <w:rPr>
-            <w:color w:val="0000EE"/>
-            <w:u w:val="single"/>
-          </w:rPr>
-          <w:t>3:11</w:t>
-        </w:r>
-      </w:hyperlink>
+      <w:r>
+        <w:rPr>
+          <w:lang w:val="en_US" w:bidi="en_US"/>
+        </w:rPr>
+        <w:t>3:11</w:t>
+      </w:r>
       <w:r>
         <w:rPr>
           <w:lang w:val="en_US" w:bidi="en_US"/>
         </w:rPr>
         <w:t xml:space="preserve">, </w:t>
       </w:r>
-      <w:hyperlink r:id="rId84">
-        <w:r>
-          <w:rPr>
-            <w:lang w:val="en_US" w:bidi="en_US"/>
-          </w:rPr>
-          <w:rPr>
-            <w:color w:val="0000EE"/>
-            <w:u w:val="single"/>
-          </w:rPr>
-          <w:t>3:15</w:t>
-        </w:r>
-      </w:hyperlink>
+      <w:r>
+        <w:rPr>
+          <w:lang w:val="en_US" w:bidi="en_US"/>
+        </w:rPr>
+        <w:t>3:15</w:t>
+      </w:r>
       <w:r>
         <w:rPr>
           <w:lang w:val="en_US" w:bidi="en_US"/>
@@ -8342,18 +7700,12 @@
         </w:rPr>
         <w:t xml:space="preserve"> </w:t>
       </w:r>
-      <w:hyperlink r:id="rId81">
-        <w:r>
-          <w:rPr>
-            <w:lang w:val="en_US" w:bidi="en_US"/>
-          </w:rPr>
-          <w:rPr>
-            <w:color w:val="0000EE"/>
-            <w:u w:val="single"/>
-          </w:rPr>
-          <w:t>3:23</w:t>
-        </w:r>
-      </w:hyperlink>
+      <w:r>
+        <w:rPr>
+          <w:lang w:val="en_US" w:bidi="en_US"/>
+        </w:rPr>
+        <w:t>3:23</w:t>
+      </w:r>
       <w:r>
         <w:rPr>
           <w:lang w:val="en_US" w:bidi="en_US"/>
@@ -8372,18 +7724,12 @@
         </w:rPr>
         <w:t xml:space="preserve"> </w:t>
       </w:r>
-      <w:hyperlink r:id="rId80">
-        <w:r>
-          <w:rPr>
-            <w:lang w:val="en_US" w:bidi="en_US"/>
-          </w:rPr>
-          <w:rPr>
-            <w:color w:val="0000EE"/>
-            <w:u w:val="single"/>
-          </w:rPr>
-          <w:t>4:28</w:t>
-        </w:r>
-      </w:hyperlink>
+      <w:r>
+        <w:rPr>
+          <w:lang w:val="en_US" w:bidi="en_US"/>
+        </w:rPr>
+        <w:t>4:28</w:t>
+      </w:r>
       <w:r>
         <w:rPr>
           <w:lang w:val="en_US" w:bidi="en_US"/>
@@ -8416,18 +7762,12 @@
         </w:rPr>
         <w:t xml:space="preserve"> by violence </w:t>
       </w:r>
-      <w:hyperlink r:id="rId82">
-        <w:r>
-          <w:rPr>
-            <w:lang w:val="en_US" w:bidi="en_US"/>
-          </w:rPr>
-          <w:rPr>
-            <w:color w:val="0000EE"/>
-            <w:u w:val="single"/>
-          </w:rPr>
-          <w:t>7:20</w:t>
-        </w:r>
-      </w:hyperlink>
+      <w:r>
+        <w:rPr>
+          <w:lang w:val="en_US" w:bidi="en_US"/>
+        </w:rPr>
+        <w:t>7:20</w:t>
+      </w:r>
       <w:r>
         <w:rPr>
           <w:lang w:val="en_US" w:bidi="en_US"/>
@@ -8483,18 +7823,12 @@
         </w:rPr>
         <w:t xml:space="preserve"> </w:t>
       </w:r>
-      <w:hyperlink r:id="rId88">
-        <w:r>
-          <w:rPr>
-            <w:lang w:val="en_US" w:bidi="en_US"/>
-          </w:rPr>
-          <w:rPr>
-            <w:color w:val="0000EE"/>
-            <w:u w:val="single"/>
-          </w:rPr>
-          <w:t>Ezr 7:20</w:t>
-        </w:r>
-      </w:hyperlink>
+      <w:r>
+        <w:rPr>
+          <w:lang w:val="en_US" w:bidi="en_US"/>
+        </w:rPr>
+        <w:t>Ezr 7:20</w:t>
+      </w:r>
       <w:r>
         <w:rPr>
           <w:lang w:val="en_US" w:bidi="en_US"/>
@@ -8971,18 +8305,12 @@
         </w:rPr>
         <w:t xml:space="preserve">: </w:t>
       </w:r>
-      <w:hyperlink r:id="rId89">
-        <w:r>
-          <w:rPr>
-            <w:lang w:val="en_US" w:bidi="en_US"/>
-          </w:rPr>
-          <w:rPr>
-            <w:color w:val="0000EE"/>
-            <w:u w:val="single"/>
-          </w:rPr>
-          <w:t>Dn 2:14</w:t>
-        </w:r>
-      </w:hyperlink>
+      <w:r>
+        <w:rPr>
+          <w:lang w:val="en_US" w:bidi="en_US"/>
+        </w:rPr>
+        <w:t>Dn 2:14</w:t>
+      </w:r>
       <w:r>
         <w:rPr>
           <w:lang w:val="en_US" w:bidi="en_US"/>
@@ -9026,18 +8354,12 @@
         </w:rPr>
         <w:t xml:space="preserve"> v:</w:t>
       </w:r>
-      <w:hyperlink r:id="rId90">
-        <w:r>
-          <w:rPr>
-            <w:lang w:val="en_US" w:bidi="en_US"/>
-          </w:rPr>
-          <w:rPr>
-            <w:color w:val="0000EE"/>
-            <w:u w:val="single"/>
-          </w:rPr>
-          <w:t>13</w:t>
-        </w:r>
-      </w:hyperlink>
+      <w:r>
+        <w:rPr>
+          <w:lang w:val="en_US" w:bidi="en_US"/>
+        </w:rPr>
+        <w:t>13</w:t>
+      </w:r>
       <w:r>
         <w:rPr>
           <w:lang w:val="en_US" w:bidi="en_US"/>
@@ -9057,30 +8379,18 @@
         </w:rPr>
         <w:t xml:space="preserve"> (cf. </w:t>
       </w:r>
-      <w:hyperlink r:id="rId91">
-        <w:r>
-          <w:rPr>
-            <w:lang w:val="en_US" w:bidi="en_US"/>
-          </w:rPr>
-          <w:rPr>
-            <w:color w:val="0000EE"/>
-            <w:u w:val="single"/>
-          </w:rPr>
-          <w:t>Lu</w:t>
-        </w:r>
-      </w:hyperlink>
-      <w:hyperlink r:id="rId91">
-        <w:r>
-          <w:rPr>
-            <w:lang w:val="en_US" w:bidi="en_US"/>
-          </w:rPr>
-          <w:rPr>
-            <w:color w:val="0000EE"/>
-            <w:u w:val="single"/>
-          </w:rPr>
-          <w:t xml:space="preserve"> 2:1</w:t>
-        </w:r>
-      </w:hyperlink>
+      <w:r>
+        <w:rPr>
+          <w:lang w:val="en_US" w:bidi="en_US"/>
+        </w:rPr>
+        <w:t>Lu</w:t>
+      </w:r>
+      <w:r>
+        <w:rPr>
+          <w:lang w:val="en_US" w:bidi="en_US"/>
+        </w:rPr>
+        <w:t xml:space="preserve"> 2:1</w:t>
+      </w:r>
       <w:r>
         <w:rPr>
           <w:lang w:val="en_US" w:bidi="en_US"/>
@@ -9099,18 +8409,12 @@
         </w:rPr>
         <w:t xml:space="preserve"> </w:t>
       </w:r>
-      <w:hyperlink r:id="rId27">
-        <w:r>
-          <w:rPr>
-            <w:lang w:val="en_US" w:bidi="en_US"/>
-          </w:rPr>
-          <w:rPr>
-            <w:color w:val="0000EE"/>
-            <w:u w:val="single"/>
-          </w:rPr>
-          <w:t>5:5</w:t>
-        </w:r>
-      </w:hyperlink>
+      <w:r>
+        <w:rPr>
+          <w:lang w:val="en_US" w:bidi="en_US"/>
+        </w:rPr>
+        <w:t>5:5</w:t>
+      </w:r>
       <w:r>
         <w:rPr>
           <w:lang w:val="en_US" w:bidi="en_US"/>
@@ -9265,18 +8569,12 @@
         </w:rPr>
         <w:t xml:space="preserve"> 42) </w:t>
       </w:r>
-      <w:hyperlink r:id="rId92">
-        <w:r>
-          <w:rPr>
-            <w:lang w:val="en_US" w:bidi="en_US"/>
-          </w:rPr>
-          <w:rPr>
-            <w:color w:val="0000EE"/>
-            <w:u w:val="single"/>
-          </w:rPr>
-          <w:t>3:26</w:t>
-        </w:r>
-      </w:hyperlink>
+      <w:r>
+        <w:rPr>
+          <w:lang w:val="en_US" w:bidi="en_US"/>
+        </w:rPr>
+        <w:t>3:26</w:t>
+      </w:r>
       <w:r>
         <w:rPr>
           <w:lang w:val="en_US" w:bidi="en_US"/>
@@ -9320,18 +8618,12 @@
         </w:rPr>
         <w:t xml:space="preserve"> v:</w:t>
       </w:r>
-      <w:hyperlink r:id="rId92">
-        <w:r>
-          <w:rPr>
-            <w:lang w:val="en_US" w:bidi="en_US"/>
-          </w:rPr>
-          <w:rPr>
-            <w:color w:val="0000EE"/>
-            <w:u w:val="single"/>
-          </w:rPr>
-          <w:t>26</w:t>
-        </w:r>
-      </w:hyperlink>
+      <w:r>
+        <w:rPr>
+          <w:lang w:val="en_US" w:bidi="en_US"/>
+        </w:rPr>
+        <w:t>26</w:t>
+      </w:r>
       <w:r>
         <w:rPr>
           <w:lang w:val="en_US" w:bidi="en_US"/>
@@ -9350,18 +8642,12 @@
         </w:rPr>
         <w:t xml:space="preserve"> </w:t>
       </w:r>
-      <w:hyperlink r:id="rId32">
-        <w:r>
-          <w:rPr>
-            <w:lang w:val="en_US" w:bidi="en_US"/>
-          </w:rPr>
-          <w:rPr>
-            <w:color w:val="0000EE"/>
-            <w:u w:val="single"/>
-          </w:rPr>
-          <w:t>7:10</w:t>
-        </w:r>
-      </w:hyperlink>
+      <w:r>
+        <w:rPr>
+          <w:lang w:val="en_US" w:bidi="en_US"/>
+        </w:rPr>
+        <w:t>7:10</w:t>
+      </w:r>
       <w:r>
         <w:rPr>
           <w:lang w:val="en_US" w:bidi="en_US"/>
@@ -9456,72 +8742,48 @@
         </w:rPr>
         <w:t xml:space="preserve"> </w:t>
       </w:r>
-      <w:hyperlink r:id="rId22">
-        <w:r>
-          <w:rPr>
-            <w:lang w:val="en_US" w:bidi="en_US"/>
-          </w:rPr>
-          <w:rPr>
-            <w:color w:val="0000EE"/>
-            <w:u w:val="single"/>
-          </w:rPr>
-          <w:t>Ezr 5:14</w:t>
-        </w:r>
-      </w:hyperlink>
+      <w:r>
+        <w:rPr>
+          <w:lang w:val="en_US" w:bidi="en_US"/>
+        </w:rPr>
+        <w:t>Ezr 5:14</w:t>
+      </w:r>
       <w:r>
         <w:rPr>
           <w:lang w:val="en_US" w:bidi="en_US"/>
         </w:rPr>
         <w:t xml:space="preserve">, </w:t>
       </w:r>
-      <w:hyperlink r:id="rId22">
-        <w:r>
-          <w:rPr>
-            <w:lang w:val="en_US" w:bidi="en_US"/>
-          </w:rPr>
-          <w:rPr>
-            <w:color w:val="0000EE"/>
-            <w:u w:val="single"/>
-          </w:rPr>
-          <w:t>5:14</w:t>
-        </w:r>
-      </w:hyperlink>
+      <w:r>
+        <w:rPr>
+          <w:lang w:val="en_US" w:bidi="en_US"/>
+        </w:rPr>
+        <w:t>5:14</w:t>
+      </w:r>
       <w:r>
         <w:rPr>
           <w:lang w:val="en_US" w:bidi="en_US"/>
         </w:rPr>
         <w:t xml:space="preserve">, </w:t>
       </w:r>
-      <w:hyperlink r:id="rId23">
-        <w:r>
-          <w:rPr>
-            <w:lang w:val="en_US" w:bidi="en_US"/>
-          </w:rPr>
-          <w:rPr>
-            <w:color w:val="0000EE"/>
-            <w:u w:val="single"/>
-          </w:rPr>
-          <w:t>6:5</w:t>
-        </w:r>
-      </w:hyperlink>
+      <w:r>
+        <w:rPr>
+          <w:lang w:val="en_US" w:bidi="en_US"/>
+        </w:rPr>
+        <w:t>6:5</w:t>
+      </w:r>
       <w:r>
         <w:rPr>
           <w:lang w:val="en_US" w:bidi="en_US"/>
         </w:rPr>
         <w:t xml:space="preserve">, </w:t>
       </w:r>
-      <w:hyperlink r:id="rId93">
-        <w:r>
-          <w:rPr>
-            <w:lang w:val="en_US" w:bidi="en_US"/>
-          </w:rPr>
-          <w:rPr>
-            <w:color w:val="0000EE"/>
-            <w:u w:val="single"/>
-          </w:rPr>
-          <w:t>Dn 5:2</w:t>
-        </w:r>
-      </w:hyperlink>
+      <w:r>
+        <w:rPr>
+          <w:lang w:val="en_US" w:bidi="en_US"/>
+        </w:rPr>
+        <w:t>Dn 5:2</w:t>
+      </w:r>
       <w:r>
         <w:rPr>
           <w:lang w:val="en_US" w:bidi="en_US"/>
@@ -9540,18 +8802,12 @@
         </w:rPr>
         <w:t xml:space="preserve"> v:</w:t>
       </w:r>
-      <w:hyperlink r:id="rId94">
-        <w:r>
-          <w:rPr>
-            <w:lang w:val="en_US" w:bidi="en_US"/>
-          </w:rPr>
-          <w:rPr>
-            <w:color w:val="0000EE"/>
-            <w:u w:val="single"/>
-          </w:rPr>
-          <w:t>3</w:t>
-        </w:r>
-      </w:hyperlink>
+      <w:r>
+        <w:rPr>
+          <w:lang w:val="en_US" w:bidi="en_US"/>
+        </w:rPr>
+        <w:t>3</w:t>
+      </w:r>
       <w:r>
         <w:rPr>
           <w:lang w:val="en_US" w:bidi="en_US"/>
@@ -9646,36 +8902,24 @@
         </w:rPr>
         <w:t xml:space="preserve"> </w:t>
       </w:r>
-      <w:hyperlink r:id="rId38">
-        <w:r>
-          <w:rPr>
-            <w:lang w:val="en_US" w:bidi="en_US"/>
-          </w:rPr>
-          <w:rPr>
-            <w:color w:val="0000EE"/>
-            <w:u w:val="single"/>
-          </w:rPr>
-          <w:t>Ezr 6:4</w:t>
-        </w:r>
-      </w:hyperlink>
+      <w:r>
+        <w:rPr>
+          <w:lang w:val="en_US" w:bidi="en_US"/>
+        </w:rPr>
+        <w:t>Ezr 6:4</w:t>
+      </w:r>
       <w:r>
         <w:rPr>
           <w:lang w:val="en_US" w:bidi="en_US"/>
         </w:rPr>
         <w:t xml:space="preserve">, </w:t>
       </w:r>
-      <w:hyperlink r:id="rId77">
-        <w:r>
-          <w:rPr>
-            <w:lang w:val="en_US" w:bidi="en_US"/>
-          </w:rPr>
-          <w:rPr>
-            <w:color w:val="0000EE"/>
-            <w:u w:val="single"/>
-          </w:rPr>
-          <w:t>6:8</w:t>
-        </w:r>
-      </w:hyperlink>
+      <w:r>
+        <w:rPr>
+          <w:lang w:val="en_US" w:bidi="en_US"/>
+        </w:rPr>
+        <w:t>6:8</w:t>
+      </w:r>
       <w:r>
         <w:rPr>
           <w:lang w:val="en_US" w:bidi="en_US"/>
@@ -9769,18 +9013,12 @@
         </w:rPr>
         <w:t xml:space="preserve"> </w:t>
       </w:r>
-      <w:hyperlink r:id="rId95">
-        <w:r>
-          <w:rPr>
-            <w:lang w:val="en_US" w:bidi="en_US"/>
-          </w:rPr>
-          <w:rPr>
-            <w:color w:val="0000EE"/>
-            <w:u w:val="single"/>
-          </w:rPr>
-          <w:t>Dn 2:41</w:t>
-        </w:r>
-      </w:hyperlink>
+      <w:r>
+        <w:rPr>
+          <w:lang w:val="en_US" w:bidi="en_US"/>
+        </w:rPr>
+        <w:t>Dn 2:41</w:t>
+      </w:r>
       <w:r>
         <w:rPr>
           <w:lang w:val="en_US" w:bidi="en_US"/>
@@ -9922,18 +9160,12 @@
         </w:rPr>
         <w:t xml:space="preserve"> </w:t>
       </w:r>
-      <w:hyperlink r:id="rId96">
-        <w:r>
-          <w:rPr>
-            <w:lang w:val="en_US" w:bidi="en_US"/>
-          </w:rPr>
-          <w:rPr>
-            <w:color w:val="0000EE"/>
-            <w:u w:val="single"/>
-          </w:rPr>
-          <w:t>Dn 6:4</w:t>
-        </w:r>
-      </w:hyperlink>
+      <w:r>
+        <w:rPr>
+          <w:lang w:val="en_US" w:bidi="en_US"/>
+        </w:rPr>
+        <w:t>Dn 6:4</w:t>
+      </w:r>
       <w:r>
         <w:rPr>
           <w:lang w:val="en_US" w:bidi="en_US"/>
@@ -10119,18 +9351,12 @@
         </w:rPr>
         <w:t xml:space="preserve"> </w:t>
       </w:r>
-      <w:hyperlink r:id="rId97">
-        <w:r>
-          <w:rPr>
-            <w:lang w:val="en_US" w:bidi="en_US"/>
-          </w:rPr>
-          <w:rPr>
-            <w:color w:val="0000EE"/>
-            <w:u w:val="single"/>
-          </w:rPr>
-          <w:t>6:28</w:t>
-        </w:r>
-      </w:hyperlink>
+      <w:r>
+        <w:rPr>
+          <w:lang w:val="en_US" w:bidi="en_US"/>
+        </w:rPr>
+        <w:t>6:28</w:t>
+      </w:r>
       <w:r>
         <w:rPr>
           <w:lang w:val="en_US" w:bidi="en_US"/>
@@ -10162,18 +9388,12 @@
         </w:rPr>
         <w:t xml:space="preserve"> </w:t>
       </w:r>
-      <w:hyperlink r:id="rId50">
-        <w:r>
-          <w:rPr>
-            <w:lang w:val="en_US" w:bidi="en_US"/>
-          </w:rPr>
-          <w:rPr>
-            <w:color w:val="0000EE"/>
-            <w:u w:val="single"/>
-          </w:rPr>
-          <w:t>Dn 3:29</w:t>
-        </w:r>
-      </w:hyperlink>
+      <w:r>
+        <w:rPr>
+          <w:lang w:val="en_US" w:bidi="en_US"/>
+        </w:rPr>
+        <w:t>Dn 3:29</w:t>
+      </w:r>
       <w:r>
         <w:rPr>
           <w:lang w:val="en_US" w:bidi="en_US"/>
@@ -10204,18 +9424,12 @@
         </w:rPr>
         <w:t xml:space="preserve"> </w:t>
       </w:r>
-      <w:hyperlink r:id="rId98">
-        <w:r>
-          <w:rPr>
-            <w:lang w:val="en_US" w:bidi="en_US"/>
-          </w:rPr>
-          <w:rPr>
-            <w:color w:val="0000EE"/>
-            <w:u w:val="single"/>
-          </w:rPr>
-          <w:t>6:15</w:t>
-        </w:r>
-      </w:hyperlink>
+      <w:r>
+        <w:rPr>
+          <w:lang w:val="en_US" w:bidi="en_US"/>
+        </w:rPr>
+        <w:t>6:15</w:t>
+      </w:r>
       <w:r>
         <w:rPr>
           <w:lang w:val="en_US" w:bidi="en_US"/>
@@ -10309,18 +9523,12 @@
         </w:rPr>
         <w:t xml:space="preserve">: </w:t>
       </w:r>
-      <w:hyperlink r:id="rId52">
-        <w:r>
-          <w:rPr>
-            <w:lang w:val="en_US" w:bidi="en_US"/>
-          </w:rPr>
-          <w:rPr>
-            <w:color w:val="0000EE"/>
-            <w:u w:val="single"/>
-          </w:rPr>
-          <w:t>Dn 7:9</w:t>
-        </w:r>
-      </w:hyperlink>
+      <w:r>
+        <w:rPr>
+          <w:lang w:val="en_US" w:bidi="en_US"/>
+        </w:rPr>
+        <w:t>Dn 7:9</w:t>
+      </w:r>
       <w:r>
         <w:rPr>
           <w:lang w:val="en_US" w:bidi="en_US"/>
@@ -10470,18 +9678,12 @@
         </w:rPr>
         <w:t xml:space="preserve"> </w:t>
       </w:r>
-      <w:hyperlink r:id="rId99">
-        <w:r>
-          <w:rPr>
-            <w:lang w:val="en_US" w:bidi="en_US"/>
-          </w:rPr>
-          <w:rPr>
-            <w:color w:val="0000EE"/>
-            <w:u w:val="single"/>
-          </w:rPr>
-          <w:t>Dn 5:6</w:t>
-        </w:r>
-      </w:hyperlink>
+      <w:r>
+        <w:rPr>
+          <w:lang w:val="en_US" w:bidi="en_US"/>
+        </w:rPr>
+        <w:t>Dn 5:6</w:t>
+      </w:r>
       <w:r>
         <w:rPr>
           <w:lang w:val="en_US" w:bidi="en_US"/>
@@ -10697,18 +9899,12 @@
         </w:rPr>
         <w:t xml:space="preserve">: </w:t>
       </w:r>
-      <w:hyperlink r:id="rId62">
-        <w:r>
-          <w:rPr>
-            <w:lang w:val="en_US" w:bidi="en_US"/>
-          </w:rPr>
-          <w:rPr>
-            <w:color w:val="0000EE"/>
-            <w:u w:val="single"/>
-          </w:rPr>
-          <w:t>Dn 2:35</w:t>
-        </w:r>
-      </w:hyperlink>
+      <w:r>
+        <w:rPr>
+          <w:lang w:val="en_US" w:bidi="en_US"/>
+        </w:rPr>
+        <w:t>Dn 2:35</w:t>
+      </w:r>
       <w:r>
         <w:rPr>
           <w:lang w:val="en_US" w:bidi="en_US"/>
@@ -10765,18 +9961,12 @@
         </w:rPr>
         <w:t xml:space="preserve"> </w:t>
       </w:r>
-      <w:hyperlink r:id="rId68">
-        <w:r>
-          <w:rPr>
-            <w:lang w:val="en_US" w:bidi="en_US"/>
-          </w:rPr>
-          <w:rPr>
-            <w:color w:val="0000EE"/>
-            <w:u w:val="single"/>
-          </w:rPr>
-          <w:t>Ezr 5:15</w:t>
-        </w:r>
-      </w:hyperlink>
+      <w:r>
+        <w:rPr>
+          <w:lang w:val="en_US" w:bidi="en_US"/>
+        </w:rPr>
+        <w:t>Ezr 5:15</w:t>
+      </w:r>
       <w:r>
         <w:rPr>
           <w:lang w:val="en_US" w:bidi="en_US"/>
@@ -10834,18 +10024,12 @@
         </w:rPr>
         <w:t xml:space="preserve"> </w:t>
       </w:r>
-      <w:hyperlink r:id="rId100">
-        <w:r>
-          <w:rPr>
-            <w:lang w:val="en_US" w:bidi="en_US"/>
-          </w:rPr>
-          <w:rPr>
-            <w:color w:val="0000EE"/>
-            <w:u w:val="single"/>
-          </w:rPr>
-          <w:t>Ezr 4:19</w:t>
-        </w:r>
-      </w:hyperlink>
+      <w:r>
+        <w:rPr>
+          <w:lang w:val="en_US" w:bidi="en_US"/>
+        </w:rPr>
+        <w:t>Ezr 4:19</w:t>
+      </w:r>
       <w:r>
         <w:rPr>
           <w:lang w:val="en_US" w:bidi="en_US"/>
@@ -11031,18 +10215,12 @@
         </w:rPr>
         <w:t xml:space="preserve"> </w:t>
       </w:r>
-      <w:hyperlink r:id="rId66">
-        <w:r>
-          <w:rPr>
-            <w:lang w:val="en_US" w:bidi="en_US"/>
-          </w:rPr>
-          <w:rPr>
-            <w:color w:val="0000EE"/>
-            <w:u w:val="single"/>
-          </w:rPr>
-          <w:t>Dn 5:23</w:t>
-        </w:r>
-      </w:hyperlink>
+      <w:r>
+        <w:rPr>
+          <w:lang w:val="en_US" w:bidi="en_US"/>
+        </w:rPr>
+        <w:t>Dn 5:23</w:t>
+      </w:r>
       <w:r>
         <w:rPr>
           <w:lang w:val="en_US" w:bidi="en_US"/>
@@ -11124,18 +10302,12 @@
         </w:rPr>
         <w:t xml:space="preserve">: </w:t>
       </w:r>
-      <w:hyperlink r:id="rId72">
-        <w:r>
-          <w:rPr>
-            <w:lang w:val="en_US" w:bidi="en_US"/>
-          </w:rPr>
-          <w:rPr>
-            <w:color w:val="0000EE"/>
-            <w:u w:val="single"/>
-          </w:rPr>
-          <w:t>Dn 7:4</w:t>
-        </w:r>
-      </w:hyperlink>
+      <w:r>
+        <w:rPr>
+          <w:lang w:val="en_US" w:bidi="en_US"/>
+        </w:rPr>
+        <w:t>Dn 7:4</w:t>
+      </w:r>
       <w:r>
         <w:rPr>
           <w:lang w:val="en_US" w:bidi="en_US"/>
@@ -11166,18 +10338,12 @@
         </w:rPr>
         <w:t xml:space="preserve"> </w:t>
       </w:r>
-      <w:hyperlink r:id="rId101">
-        <w:r>
-          <w:rPr>
-            <w:lang w:val="en_US" w:bidi="en_US"/>
-          </w:rPr>
-          <w:rPr>
-            <w:color w:val="0000EE"/>
-            <w:u w:val="single"/>
-          </w:rPr>
-          <w:t>4:30</w:t>
-        </w:r>
-      </w:hyperlink>
+      <w:r>
+        <w:rPr>
+          <w:lang w:val="en_US" w:bidi="en_US"/>
+        </w:rPr>
+        <w:t>4:30</w:t>
+      </w:r>
       <w:r>
         <w:rPr>
           <w:lang w:val="en_US" w:bidi="en_US"/>
@@ -11247,18 +10413,12 @@
         </w:rPr>
         <w:t>:</w:t>
       </w:r>
-      <w:hyperlink r:id="rId102">
-        <w:r>
-          <w:rPr>
-            <w:lang w:val="en_US" w:bidi="en_US"/>
-          </w:rPr>
-          <w:rPr>
-            <w:color w:val="0000EE"/>
-            <w:u w:val="single"/>
-          </w:rPr>
-          <w:t>Ezr 4:18</w:t>
-        </w:r>
-      </w:hyperlink>
+      <w:r>
+        <w:rPr>
+          <w:lang w:val="en_US" w:bidi="en_US"/>
+        </w:rPr>
+        <w:t>Ezr 4:18</w:t>
+      </w:r>
       <w:r>
         <w:rPr>
           <w:lang w:val="en_US" w:bidi="en_US"/>
@@ -11289,54 +10449,36 @@
         </w:rPr>
         <w:t xml:space="preserve"> </w:t>
       </w:r>
-      <w:hyperlink r:id="rId102">
-        <w:r>
-          <w:rPr>
-            <w:lang w:val="en_US" w:bidi="en_US"/>
-          </w:rPr>
-          <w:rPr>
-            <w:color w:val="0000EE"/>
-            <w:u w:val="single"/>
-          </w:rPr>
-          <w:t>Ezr 4:18</w:t>
-        </w:r>
-      </w:hyperlink>
+      <w:r>
+        <w:rPr>
+          <w:lang w:val="en_US" w:bidi="en_US"/>
+        </w:rPr>
+        <w:t>Ezr 4:18</w:t>
+      </w:r>
       <w:r>
         <w:rPr>
           <w:lang w:val="en_US" w:bidi="en_US"/>
         </w:rPr>
         <w:t xml:space="preserve">, </w:t>
       </w:r>
-      <w:hyperlink r:id="rId103">
-        <w:r>
-          <w:rPr>
-            <w:lang w:val="en_US" w:bidi="en_US"/>
-          </w:rPr>
-          <w:rPr>
-            <w:color w:val="0000EE"/>
-            <w:u w:val="single"/>
-          </w:rPr>
-          <w:t>4:23</w:t>
-        </w:r>
-      </w:hyperlink>
+      <w:r>
+        <w:rPr>
+          <w:lang w:val="en_US" w:bidi="en_US"/>
+        </w:rPr>
+        <w:t>4:23</w:t>
+      </w:r>
       <w:r>
         <w:rPr>
           <w:lang w:val="en_US" w:bidi="en_US"/>
         </w:rPr>
         <w:t xml:space="preserve">, </w:t>
       </w:r>
-      <w:hyperlink r:id="rId104">
-        <w:r>
-          <w:rPr>
-            <w:lang w:val="en_US" w:bidi="en_US"/>
-          </w:rPr>
-          <w:rPr>
-            <w:color w:val="0000EE"/>
-            <w:u w:val="single"/>
-          </w:rPr>
-          <w:t>5:5</w:t>
-        </w:r>
-      </w:hyperlink>
+      <w:r>
+        <w:rPr>
+          <w:lang w:val="en_US" w:bidi="en_US"/>
+        </w:rPr>
+        <w:t>5:5</w:t>
+      </w:r>
       <w:r>
         <w:rPr>
           <w:lang w:val="en_US" w:bidi="en_US"/>
@@ -11449,18 +10591,12 @@
         </w:rPr>
         <w:t xml:space="preserve"> </w:t>
       </w:r>
-      <w:hyperlink r:id="rId105">
-        <w:r>
-          <w:rPr>
-            <w:lang w:val="en_US" w:bidi="en_US"/>
-          </w:rPr>
-          <w:rPr>
-            <w:color w:val="0000EE"/>
-            <w:u w:val="single"/>
-          </w:rPr>
-          <w:t>Ezr 7:24</w:t>
-        </w:r>
-      </w:hyperlink>
+      <w:r>
+        <w:rPr>
+          <w:lang w:val="en_US" w:bidi="en_US"/>
+        </w:rPr>
+        <w:t>Ezr 7:24</w:t>
+      </w:r>
       <w:r>
         <w:rPr>
           <w:lang w:val="en_US" w:bidi="en_US"/>
@@ -11768,18 +10904,12 @@
         </w:rPr>
         <w:t xml:space="preserve"> 42) </w:t>
       </w:r>
-      <w:hyperlink r:id="rId106">
-        <w:r>
-          <w:rPr>
-            <w:lang w:val="en_US" w:bidi="en_US"/>
-          </w:rPr>
-          <w:rPr>
-            <w:color w:val="0000EE"/>
-            <w:u w:val="single"/>
-          </w:rPr>
-          <w:t>Dn 2:16</w:t>
-        </w:r>
-      </w:hyperlink>
+      <w:r>
+        <w:rPr>
+          <w:lang w:val="en_US" w:bidi="en_US"/>
+        </w:rPr>
+        <w:t>Dn 2:16</w:t>
+      </w:r>
       <w:r>
         <w:rPr>
           <w:lang w:val="en_US" w:bidi="en_US"/>
@@ -11798,18 +10928,12 @@
         </w:rPr>
         <w:t xml:space="preserve"> </w:t>
       </w:r>
-      <w:hyperlink r:id="rId107">
-        <w:r>
-          <w:rPr>
-            <w:lang w:val="en_US" w:bidi="en_US"/>
-          </w:rPr>
-          <w:rPr>
-            <w:color w:val="0000EE"/>
-            <w:u w:val="single"/>
-          </w:rPr>
-          <w:t>4:15</w:t>
-        </w:r>
-      </w:hyperlink>
+      <w:r>
+        <w:rPr>
+          <w:lang w:val="en_US" w:bidi="en_US"/>
+        </w:rPr>
+        <w:t>4:15</w:t>
+      </w:r>
       <w:r>
         <w:rPr>
           <w:lang w:val="en_US" w:bidi="en_US"/>
@@ -11828,18 +10952,12 @@
         </w:rPr>
         <w:t xml:space="preserve"> </w:t>
       </w:r>
-      <w:hyperlink r:id="rId88">
-        <w:r>
-          <w:rPr>
-            <w:lang w:val="en_US" w:bidi="en_US"/>
-          </w:rPr>
-          <w:rPr>
-            <w:color w:val="0000EE"/>
-            <w:u w:val="single"/>
-          </w:rPr>
-          <w:t>Ezr 7:20</w:t>
-        </w:r>
-      </w:hyperlink>
+      <w:r>
+        <w:rPr>
+          <w:lang w:val="en_US" w:bidi="en_US"/>
+        </w:rPr>
+        <w:t>Ezr 7:20</w:t>
+      </w:r>
       <w:r>
         <w:rPr>
           <w:lang w:val="en_US" w:bidi="en_US"/>
@@ -11858,18 +10976,12 @@
         </w:rPr>
         <w:t xml:space="preserve"> </w:t>
       </w:r>
-      <w:hyperlink r:id="rId55">
-        <w:r>
-          <w:rPr>
-            <w:lang w:val="en_US" w:bidi="en_US"/>
-          </w:rPr>
-          <w:rPr>
-            <w:color w:val="0000EE"/>
-            <w:u w:val="single"/>
-          </w:rPr>
-          <w:t>4:13</w:t>
-        </w:r>
-      </w:hyperlink>
+      <w:r>
+        <w:rPr>
+          <w:lang w:val="en_US" w:bidi="en_US"/>
+        </w:rPr>
+        <w:t>4:13</w:t>
+      </w:r>
       <w:r>
         <w:rPr>
           <w:lang w:val="en_US" w:bidi="en_US"/>
@@ -11901,18 +11013,12 @@
         </w:rPr>
         <w:t xml:space="preserve"> </w:t>
       </w:r>
-      <w:hyperlink r:id="rId88">
-        <w:r>
-          <w:rPr>
-            <w:lang w:val="en_US" w:bidi="en_US"/>
-          </w:rPr>
-          <w:rPr>
-            <w:color w:val="0000EE"/>
-            <w:u w:val="single"/>
-          </w:rPr>
-          <w:t>7:20</w:t>
-        </w:r>
-      </w:hyperlink>
+      <w:r>
+        <w:rPr>
+          <w:lang w:val="en_US" w:bidi="en_US"/>
+        </w:rPr>
+        <w:t>7:20</w:t>
+      </w:r>
       <w:r>
         <w:rPr>
           <w:lang w:val="en_US" w:bidi="en_US"/>
@@ -11981,54 +11087,36 @@
         </w:rPr>
         <w:t xml:space="preserve">, </w:t>
       </w:r>
-      <w:hyperlink r:id="rId108">
-        <w:r>
-          <w:rPr>
-            <w:lang w:val="en_US" w:bidi="en_US"/>
-          </w:rPr>
-          <w:rPr>
-            <w:color w:val="0000EE"/>
-            <w:u w:val="single"/>
-          </w:rPr>
-          <w:t>Dn 4:14</w:t>
-        </w:r>
-      </w:hyperlink>
+      <w:r>
+        <w:rPr>
+          <w:lang w:val="en_US" w:bidi="en_US"/>
+        </w:rPr>
+        <w:t>Dn 4:14</w:t>
+      </w:r>
       <w:r>
         <w:rPr>
           <w:lang w:val="en_US" w:bidi="en_US"/>
         </w:rPr>
         <w:t xml:space="preserve">, </w:t>
       </w:r>
-      <w:hyperlink r:id="rId109">
-        <w:r>
-          <w:rPr>
-            <w:lang w:val="en_US" w:bidi="en_US"/>
-          </w:rPr>
-          <w:rPr>
-            <w:color w:val="0000EE"/>
-            <w:u w:val="single"/>
-          </w:rPr>
-          <w:t>4:22</w:t>
-        </w:r>
-      </w:hyperlink>
+      <w:r>
+        <w:rPr>
+          <w:lang w:val="en_US" w:bidi="en_US"/>
+        </w:rPr>
+        <w:t>4:22</w:t>
+      </w:r>
       <w:r>
         <w:rPr>
           <w:lang w:val="en_US" w:bidi="en_US"/>
         </w:rPr>
         <w:t xml:space="preserve">, </w:t>
       </w:r>
-      <w:hyperlink r:id="rId110">
-        <w:r>
-          <w:rPr>
-            <w:lang w:val="en_US" w:bidi="en_US"/>
-          </w:rPr>
-          <w:rPr>
-            <w:color w:val="0000EE"/>
-            <w:u w:val="single"/>
-          </w:rPr>
-          <w:t>4:29</w:t>
-        </w:r>
-      </w:hyperlink>
+      <w:r>
+        <w:rPr>
+          <w:lang w:val="en_US" w:bidi="en_US"/>
+        </w:rPr>
+        <w:t>4:29</w:t>
+      </w:r>
       <w:r>
         <w:rPr>
           <w:lang w:val="en_US" w:bidi="en_US"/>
@@ -12061,18 +11149,12 @@
         </w:rPr>
         <w:t xml:space="preserve"> acc. time, </w:t>
       </w:r>
-      <w:hyperlink r:id="rId106">
-        <w:r>
-          <w:rPr>
-            <w:lang w:val="en_US" w:bidi="en_US"/>
-          </w:rPr>
-          <w:rPr>
-            <w:color w:val="0000EE"/>
-            <w:u w:val="single"/>
-          </w:rPr>
-          <w:t>2:16</w:t>
-        </w:r>
-      </w:hyperlink>
+      <w:r>
+        <w:rPr>
+          <w:lang w:val="en_US" w:bidi="en_US"/>
+        </w:rPr>
+        <w:t>2:16</w:t>
+      </w:r>
       <w:r>
         <w:rPr>
           <w:lang w:val="en_US" w:bidi="en_US"/>
@@ -12105,36 +11187,24 @@
         </w:rPr>
         <w:t xml:space="preserve"> acc. rei, </w:t>
       </w:r>
-      <w:hyperlink r:id="rId55">
-        <w:r>
-          <w:rPr>
-            <w:lang w:val="en_US" w:bidi="en_US"/>
-          </w:rPr>
-          <w:rPr>
-            <w:color w:val="0000EE"/>
-            <w:u w:val="single"/>
-          </w:rPr>
-          <w:t>Ezr 4:13</w:t>
-        </w:r>
-      </w:hyperlink>
+      <w:r>
+        <w:rPr>
+          <w:lang w:val="en_US" w:bidi="en_US"/>
+        </w:rPr>
+        <w:t>Ezr 4:13</w:t>
+      </w:r>
       <w:r>
         <w:rPr>
           <w:lang w:val="en_US" w:bidi="en_US"/>
         </w:rPr>
         <w:t xml:space="preserve">, </w:t>
       </w:r>
-      <w:hyperlink r:id="rId88">
-        <w:r>
-          <w:rPr>
-            <w:lang w:val="en_US" w:bidi="en_US"/>
-          </w:rPr>
-          <w:rPr>
-            <w:color w:val="0000EE"/>
-            <w:u w:val="single"/>
-          </w:rPr>
-          <w:t>7:20</w:t>
-        </w:r>
-      </w:hyperlink>
+      <w:r>
+        <w:rPr>
+          <w:lang w:val="en_US" w:bidi="en_US"/>
+        </w:rPr>
+        <w:t>7:20</w:t>
+      </w:r>
       <w:r>
         <w:rPr>
           <w:lang w:val="en_US" w:bidi="en_US"/>
@@ -12153,18 +11223,12 @@
         </w:rPr>
         <w:t xml:space="preserve"> of source), abs. v:</w:t>
       </w:r>
-      <w:hyperlink r:id="rId88">
-        <w:r>
-          <w:rPr>
-            <w:lang w:val="en_US" w:bidi="en_US"/>
-          </w:rPr>
-          <w:rPr>
-            <w:color w:val="0000EE"/>
-            <w:u w:val="single"/>
-          </w:rPr>
-          <w:t>20</w:t>
-        </w:r>
-      </w:hyperlink>
+      <w:r>
+        <w:rPr>
+          <w:lang w:val="en_US" w:bidi="en_US"/>
+        </w:rPr>
+        <w:t>20</w:t>
+      </w:r>
       <w:r>
         <w:rPr>
           <w:lang w:val="en_US" w:bidi="en_US"/>
@@ -12258,36 +11322,24 @@
         </w:rPr>
         <w:t xml:space="preserve"> </w:t>
       </w:r>
-      <w:hyperlink r:id="rId25">
-        <w:r>
-          <w:rPr>
-            <w:lang w:val="en_US" w:bidi="en_US"/>
-          </w:rPr>
-          <w:rPr>
-            <w:color w:val="0000EE"/>
-            <w:u w:val="single"/>
-          </w:rPr>
-          <w:t>Dn 2:6</w:t>
-        </w:r>
-      </w:hyperlink>
+      <w:r>
+        <w:rPr>
+          <w:lang w:val="en_US" w:bidi="en_US"/>
+        </w:rPr>
+        <w:t>Dn 2:6</w:t>
+      </w:r>
       <w:r>
         <w:rPr>
           <w:lang w:val="en_US" w:bidi="en_US"/>
         </w:rPr>
         <w:t xml:space="preserve">, </w:t>
       </w:r>
-      <w:hyperlink r:id="rId111">
-        <w:r>
-          <w:rPr>
-            <w:lang w:val="en_US" w:bidi="en_US"/>
-          </w:rPr>
-          <w:rPr>
-            <w:color w:val="0000EE"/>
-            <w:u w:val="single"/>
-          </w:rPr>
-          <w:t>2:48</w:t>
-        </w:r>
-      </w:hyperlink>
+      <w:r>
+        <w:rPr>
+          <w:lang w:val="en_US" w:bidi="en_US"/>
+        </w:rPr>
+        <w:t>2:48</w:t>
+      </w:r>
       <w:r>
         <w:rPr>
           <w:lang w:val="en_US" w:bidi="en_US"/>
@@ -12306,18 +11358,12 @@
         </w:rPr>
         <w:t xml:space="preserve"> </w:t>
       </w:r>
-      <w:hyperlink r:id="rId26">
-        <w:r>
-          <w:rPr>
-            <w:lang w:val="en_US" w:bidi="en_US"/>
-          </w:rPr>
-          <w:rPr>
-            <w:color w:val="0000EE"/>
-            <w:u w:val="single"/>
-          </w:rPr>
-          <w:t>5:17</w:t>
-        </w:r>
-      </w:hyperlink>
+      <w:r>
+        <w:rPr>
+          <w:lang w:val="en_US" w:bidi="en_US"/>
+        </w:rPr>
+        <w:t>5:17</w:t>
+      </w:r>
       <w:r>
         <w:rPr>
           <w:lang w:val="en_US" w:bidi="en_US"/>
@@ -12587,18 +11633,12 @@
         </w:rPr>
         <w:t xml:space="preserve">) </w:t>
       </w:r>
-      <w:hyperlink r:id="rId47">
-        <w:r>
-          <w:rPr>
-            <w:lang w:val="en_US" w:bidi="en_US"/>
-          </w:rPr>
-          <w:rPr>
-            <w:color w:val="0000EE"/>
-            <w:u w:val="single"/>
-          </w:rPr>
-          <w:t>Dn 4:11</w:t>
-        </w:r>
-      </w:hyperlink>
+      <w:r>
+        <w:rPr>
+          <w:lang w:val="en_US" w:bidi="en_US"/>
+        </w:rPr>
+        <w:t>Dn 4:11</w:t>
+      </w:r>
       <w:r>
         <w:rPr>
           <w:lang w:val="en_US" w:bidi="en_US"/>
